--- a/docs/manuals/docx/ML-MANUAL.docx
+++ b/docs/manuals/docx/ML-MANUAL.docx
@@ -27,7 +27,7 @@
     </w:p>
     <w:p>
       <w:r>
-        <w:t>Scope: event-by-event review, participant detail checks, and case study capture</w:t>
+        <w:t>Scope: event review, participant checks, and case study capture</w:t>
       </w:r>
     </w:p>
     <w:p/>
@@ -73,12 +73,12 @@
         <w:pStyle w:val="Heading1"/>
       </w:pPr>
       <w:r>
-        <w:t>1. Role overview</w:t>
+        <w:t>1. About this guide</w:t>
       </w:r>
     </w:p>
     <w:p>
       <w:r>
-        <w:t>Mountain Leaders mainly use the dashboard for delivery support rather than broad management reporting.</w:t>
+        <w:t>Mountain Leaders mainly use the dashboard for event-by-event work.</w:t>
       </w:r>
     </w:p>
     <w:p/>
@@ -167,7 +167,7 @@
         <w:pStyle w:val="Heading1"/>
       </w:pPr>
       <w:r>
-        <w:t>2. Quick start</w:t>
+        <w:t>2. Getting started</w:t>
       </w:r>
     </w:p>
     <w:p>
@@ -218,7 +218,7 @@
         <w:pStyle w:val="ManualNumber"/>
       </w:pPr>
       <w:r>
-        <w:t>Choose the correct region and timeframe before selecting an event.</w:t>
+        <w:t>Set the correct region and timeframe.</w:t>
       </w:r>
     </w:p>
     <w:p>
@@ -226,7 +226,15 @@
         <w:pStyle w:val="ManualNumber"/>
       </w:pPr>
       <w:r>
-        <w:t>Review the event panel first, then the participant details.</w:t>
+        <w:t>Choose the event you want to review.</w:t>
+      </w:r>
+    </w:p>
+    <w:p>
+      <w:pPr>
+        <w:pStyle w:val="ManualNumber"/>
+      </w:pPr>
+      <w:r>
+        <w:t>Check the event details before looking at participant information.</w:t>
       </w:r>
     </w:p>
     <w:p/>
@@ -272,18 +280,18 @@
         <w:pStyle w:val="Heading1"/>
       </w:pPr>
       <w:r>
-        <w:t>3. ML Dashboard purpose</w:t>
+        <w:t>3. What the ML Dashboard is for</w:t>
       </w:r>
     </w:p>
     <w:p>
       <w:r>
-        <w:t>The ML Dashboard is designed to help you work on one event at a time.</w:t>
+        <w:t>The ML Dashboard helps you work on one event at a time.</w:t>
       </w:r>
     </w:p>
     <w:p/>
     <w:p>
       <w:r>
-        <w:t>It supports:</w:t>
+        <w:t>Use it to:</w:t>
       </w:r>
     </w:p>
     <w:p/>
@@ -292,7 +300,7 @@
         <w:pStyle w:val="ManualBullet"/>
       </w:pPr>
       <w:r>
-        <w:t>confirming you are looking at the correct event</w:t>
+        <w:t>confirm you are looking at the right event</w:t>
       </w:r>
     </w:p>
     <w:p>
@@ -300,7 +308,7 @@
         <w:pStyle w:val="ManualBullet"/>
       </w:pPr>
       <w:r>
-        <w:t>checking event information before delivery</w:t>
+        <w:t>review event details before delivery</w:t>
       </w:r>
     </w:p>
     <w:p>
@@ -308,7 +316,7 @@
         <w:pStyle w:val="ManualBullet"/>
       </w:pPr>
       <w:r>
-        <w:t>reviewing participant details where available</w:t>
+        <w:t>check participant information where available</w:t>
       </w:r>
     </w:p>
     <w:p>
@@ -316,7 +324,7 @@
         <w:pStyle w:val="ManualBullet"/>
       </w:pPr>
       <w:r>
-        <w:t>surfacing medical and emergency fields when Beacon supplies them</w:t>
+        <w:t>review medical and emergency information where available</w:t>
       </w:r>
     </w:p>
     <w:p>
@@ -324,7 +332,7 @@
         <w:pStyle w:val="ManualBullet"/>
       </w:pPr>
       <w:r>
-        <w:t>checking the raw source payload during troubleshooting</w:t>
+        <w:t>capture or review case studies</w:t>
       </w:r>
     </w:p>
     <w:p/>
@@ -338,7 +346,7 @@
     </w:p>
     <w:p>
       <w:r>
-        <w:t>Use the sidebar to set:</w:t>
+        <w:t>Use the sidebar to choose:</w:t>
       </w:r>
     </w:p>
     <w:p/>
@@ -361,7 +369,7 @@
         <w:pStyle w:val="ManualBullet"/>
       </w:pPr>
       <w:r>
-        <w:t>timeframe</w:t>
+        <w:t>a timeframe</w:t>
       </w:r>
     </w:p>
     <w:p/>
@@ -382,7 +390,7 @@
     <w:p/>
     <w:p>
       <w:r>
-        <w:t>If the event list is empty:</w:t>
+        <w:t>If the event is missing:</w:t>
       </w:r>
     </w:p>
     <w:p/>
@@ -413,7 +421,7 @@
         <w:pStyle w:val="ManualBullet"/>
       </w:pPr>
       <w:r>
-        <w:t>confirm the event has synced from Beacon</w:t>
+        <w:t>check whether the event has synced from Beacon</w:t>
       </w:r>
     </w:p>
     <w:p/>
@@ -422,12 +430,12 @@
         <w:pStyle w:val="Heading1"/>
       </w:pPr>
       <w:r>
-        <w:t>5. Event Details panel</w:t>
+        <w:t>5. Event details</w:t>
       </w:r>
     </w:p>
     <w:p>
       <w:r>
-        <w:t xml:space="preserve">Once an event is selected, the dashboard shows an </w:t>
+        <w:t xml:space="preserve">When you choose an event, the dashboard shows an </w:t>
       </w:r>
       <w:r>
         <w:rPr>
@@ -436,7 +444,7 @@
         <w:t>Event Details</w:t>
       </w:r>
       <w:r>
-        <w:t xml:space="preserve"> area.</w:t>
+        <w:t xml:space="preserve"> section.</w:t>
       </w:r>
     </w:p>
     <w:p/>
@@ -521,7 +529,7 @@
     <w:p/>
     <w:p>
       <w:r>
-        <w:t>Always check this panel first to confirm you are working in the right record.</w:t>
+        <w:t>Check this section first so you know you are in the correct event.</w:t>
       </w:r>
     </w:p>
     <w:p/>
@@ -530,12 +538,12 @@
         <w:pStyle w:val="Heading1"/>
       </w:pPr>
       <w:r>
-        <w:t>6. Participant selection and detail</w:t>
+        <w:t>6. Participant information</w:t>
       </w:r>
     </w:p>
     <w:p>
       <w:r>
-        <w:t>If attendee detail is available, the dashboard provides a participant chooser.</w:t>
+        <w:t>If attendee data is available, the dashboard lets you review participants one at a time.</w:t>
       </w:r>
     </w:p>
     <w:p/>
@@ -550,7 +558,7 @@
         <w:pStyle w:val="ManualNumber"/>
       </w:pPr>
       <w:r>
-        <w:t>Select the event.</w:t>
+        <w:t>Choose the event.</w:t>
       </w:r>
     </w:p>
     <w:p>
@@ -566,7 +574,7 @@
         <w:pStyle w:val="ManualNumber"/>
       </w:pPr>
       <w:r>
-        <w:t>Choose one participant at a time.</w:t>
+        <w:t>Choose the participant you need.</w:t>
       </w:r>
     </w:p>
     <w:p>
@@ -574,13 +582,13 @@
         <w:pStyle w:val="ManualNumber"/>
       </w:pPr>
       <w:r>
-        <w:t>Review the available fields carefully.</w:t>
+        <w:t>Review the available information carefully.</w:t>
       </w:r>
     </w:p>
     <w:p/>
     <w:p>
       <w:r>
-        <w:t>Possible detail sections:</w:t>
+        <w:t>Possible sections include:</w:t>
       </w:r>
     </w:p>
     <w:p/>
@@ -589,10 +597,7 @@
         <w:pStyle w:val="ManualBullet"/>
       </w:pPr>
       <w:r>
-        <w:rPr>
-          <w:rFonts w:ascii="Consolas" w:hAnsi="Consolas"/>
-        </w:rPr>
-        <w:t>Personal Information</w:t>
+        <w:t>personal information</w:t>
       </w:r>
     </w:p>
     <w:p>
@@ -600,10 +605,7 @@
         <w:pStyle w:val="ManualBullet"/>
       </w:pPr>
       <w:r>
-        <w:rPr>
-          <w:rFonts w:ascii="Consolas" w:hAnsi="Consolas"/>
-        </w:rPr>
-        <w:t>Medical Information</w:t>
+        <w:t>medical information</w:t>
       </w:r>
     </w:p>
     <w:p>
@@ -611,10 +613,7 @@
         <w:pStyle w:val="ManualBullet"/>
       </w:pPr>
       <w:r>
-        <w:rPr>
-          <w:rFonts w:ascii="Consolas" w:hAnsi="Consolas"/>
-        </w:rPr>
-        <w:t>Emergency Contact Details</w:t>
+        <w:t>emergency contact details</w:t>
       </w:r>
     </w:p>
     <w:p>
@@ -622,16 +621,13 @@
         <w:pStyle w:val="ManualBullet"/>
       </w:pPr>
       <w:r>
-        <w:rPr>
-          <w:rFonts w:ascii="Consolas" w:hAnsi="Consolas"/>
-        </w:rPr>
-        <w:t>Participant Record</w:t>
+        <w:t>participant record</w:t>
       </w:r>
     </w:p>
     <w:p/>
     <w:p>
       <w:r>
-        <w:t>Not every attendee will have every field. Blank or missing sections usually mean Beacon did not provide that value.</w:t>
+        <w:t>Not every event will contain every field.</w:t>
       </w:r>
     </w:p>
     <w:p/>
@@ -640,18 +636,18 @@
         <w:pStyle w:val="Heading1"/>
       </w:pPr>
       <w:r>
-        <w:t>7. Event-level medical and emergency information</w:t>
+        <w:t>7. Medical and emergency information</w:t>
       </w:r>
     </w:p>
     <w:p>
       <w:r>
-        <w:t>Below the participant-level sections, the dashboard may also surface event-level medical or emergency fields extracted from the event payload.</w:t>
+        <w:t>The dashboard may also show event-level medical or emergency information when it is available from the source data.</w:t>
       </w:r>
     </w:p>
     <w:p/>
     <w:p>
       <w:r>
-        <w:t>Use these as an operational prompt, not as a substitute for normal safety procedures.</w:t>
+        <w:t>Use this information carefully and only where there is a clear operational need.</w:t>
       </w:r>
     </w:p>
     <w:p/>
@@ -660,27 +656,18 @@
         <w:pStyle w:val="Heading1"/>
       </w:pPr>
       <w:r>
-        <w:t>8. Raw Event Payload</w:t>
+        <w:t>8. Additional event information</w:t>
       </w:r>
     </w:p>
     <w:p>
       <w:r>
-        <w:t xml:space="preserve">The </w:t>
-      </w:r>
-      <w:r>
-        <w:rPr>
-          <w:rFonts w:ascii="Consolas" w:hAnsi="Consolas"/>
-        </w:rPr>
-        <w:t>Raw Event Payload</w:t>
-      </w:r>
-      <w:r>
-        <w:t xml:space="preserve"> expander is for deeper checking.</w:t>
+        <w:t>The page may show extra event information in a readable format.</w:t>
       </w:r>
     </w:p>
     <w:p/>
     <w:p>
       <w:r>
-        <w:t>Use it when:</w:t>
+        <w:t>Use this when:</w:t>
       </w:r>
     </w:p>
     <w:p/>
@@ -689,7 +676,7 @@
         <w:pStyle w:val="ManualBullet"/>
       </w:pPr>
       <w:r>
-        <w:t>a value appears to be missing from the formatted sections</w:t>
+        <w:t>a value is not shown in the main event details section</w:t>
       </w:r>
     </w:p>
     <w:p>
@@ -697,7 +684,7 @@
         <w:pStyle w:val="ManualBullet"/>
       </w:pPr>
       <w:r>
-        <w:t>support staff ask how Beacon stored a field</w:t>
+        <w:t>you are checking how an event was recorded</w:t>
       </w:r>
     </w:p>
     <w:p>
@@ -705,13 +692,7 @@
         <w:pStyle w:val="ManualBullet"/>
       </w:pPr>
       <w:r>
-        <w:t>you need to confirm exactly what synced into the app</w:t>
-      </w:r>
-    </w:p>
-    <w:p/>
-    <w:p>
-      <w:r>
-        <w:t>Only use this section when needed. The formatted view is easier to read for day-to-day work.</w:t>
+        <w:t>support staff have asked you to confirm a field</w:t>
       </w:r>
     </w:p>
     <w:p/>
@@ -725,13 +706,13 @@
     </w:p>
     <w:p>
       <w:r>
-        <w:t>ML users can also read and upload case studies.</w:t>
+        <w:t>ML users can read and upload case studies.</w:t>
       </w:r>
     </w:p>
     <w:p/>
     <w:p>
       <w:r>
-        <w:t>This is useful after delivery when you want to capture:</w:t>
+        <w:t>This is useful for recording:</w:t>
       </w:r>
     </w:p>
     <w:p/>
@@ -796,7 +777,7 @@
         <w:pStyle w:val="ManualNumber"/>
       </w:pPr>
       <w:r>
-        <w:t>Add a descriptive title.</w:t>
+        <w:t>Add a clear title.</w:t>
       </w:r>
     </w:p>
     <w:p>
@@ -804,7 +785,7 @@
         <w:pStyle w:val="ManualNumber"/>
       </w:pPr>
       <w:r>
-        <w:t>Paste the story text.</w:t>
+        <w:t>Add the story text.</w:t>
       </w:r>
     </w:p>
     <w:p>
@@ -812,7 +793,7 @@
         <w:pStyle w:val="ManualNumber"/>
       </w:pPr>
       <w:r>
-        <w:t>Choose the correct date and region.</w:t>
+        <w:t>Choose the correct date.</w:t>
       </w:r>
     </w:p>
     <w:p>
@@ -820,7 +801,15 @@
         <w:pStyle w:val="ManualNumber"/>
       </w:pPr>
       <w:r>
-        <w:t>Submit.</w:t>
+        <w:t>Choose the correct region.</w:t>
+      </w:r>
+    </w:p>
+    <w:p>
+      <w:pPr>
+        <w:pStyle w:val="ManualNumber"/>
+      </w:pPr>
+      <w:r>
+        <w:t>Submit the form.</w:t>
       </w:r>
     </w:p>
     <w:p/>
@@ -837,7 +826,7 @@
         <w:pStyle w:val="ManualBullet"/>
       </w:pPr>
       <w:r>
-        <w:t>set the correct date range before selecting an event</w:t>
+        <w:t>set the correct date range before choosing an event</w:t>
       </w:r>
     </w:p>
     <w:p>
@@ -845,7 +834,7 @@
         <w:pStyle w:val="ManualBullet"/>
       </w:pPr>
       <w:r>
-        <w:t>confirm the event details panel before reviewing participants</w:t>
+        <w:t>confirm the event details before reviewing participants</w:t>
       </w:r>
     </w:p>
     <w:p>
@@ -853,7 +842,7 @@
         <w:pStyle w:val="ManualBullet"/>
       </w:pPr>
       <w:r>
-        <w:t>treat medical and emergency information carefully and only for operational need</w:t>
+        <w:t>treat medical and emergency information carefully</w:t>
       </w:r>
     </w:p>
     <w:p>
@@ -861,7 +850,7 @@
         <w:pStyle w:val="ManualBullet"/>
       </w:pPr>
       <w:r>
-        <w:t>report missing attendee data to Managers or Admins when the source record should contain it</w:t>
+        <w:t>report missing or unexpected attendee data to a Manager or Admin when needed</w:t>
       </w:r>
     </w:p>
     <w:p/>
@@ -894,7 +883,7 @@
         <w:pStyle w:val="ManualBullet"/>
       </w:pPr>
       <w:r>
-        <w:t xml:space="preserve">choose </w:t>
+        <w:t xml:space="preserve">switch to </w:t>
       </w:r>
       <w:r>
         <w:rPr>
@@ -908,7 +897,7 @@
         <w:pStyle w:val="ManualBullet"/>
       </w:pPr>
       <w:r>
-        <w:t>confirm the event exists in Beacon and has synced</w:t>
+        <w:t>check that the event exists in Beacon and has synced</w:t>
       </w:r>
     </w:p>
     <w:p/>
@@ -925,7 +914,7 @@
         <w:pStyle w:val="ManualBullet"/>
       </w:pPr>
       <w:r>
-        <w:t>some events only sync counts or limited attendee data</w:t>
+        <w:t>some events only include counts or partial attendee data</w:t>
       </w:r>
     </w:p>
     <w:p>
@@ -933,7 +922,7 @@
         <w:pStyle w:val="ManualBullet"/>
       </w:pPr>
       <w:r>
-        <w:t>this depends on the Beacon source structure</w:t>
+        <w:t>this depends on the source data</w:t>
       </w:r>
     </w:p>
     <w:p/>
@@ -942,7 +931,7 @@
         <w:pStyle w:val="Heading2"/>
       </w:pPr>
       <w:r>
-        <w:t>Medical or emergency sections are blank</w:t>
+        <w:t>Medical or emergency details are blank</w:t>
       </w:r>
     </w:p>
     <w:p>
@@ -958,7 +947,7 @@
         <w:pStyle w:val="ManualBullet"/>
       </w:pPr>
       <w:r>
-        <w:t>not all events or attendees include those values in Beacon</w:t>
+        <w:t>not all events include them</w:t>
       </w:r>
     </w:p>
     <w:p/>
@@ -967,7 +956,7 @@
         <w:pStyle w:val="Heading2"/>
       </w:pPr>
       <w:r>
-        <w:t>The selected event looks wrong</w:t>
+        <w:t>The wrong event is selected</w:t>
       </w:r>
     </w:p>
     <w:p>
@@ -975,7 +964,7 @@
         <w:pStyle w:val="ManualBullet"/>
       </w:pPr>
       <w:r>
-        <w:t>check the event date in the selector</w:t>
+        <w:t>check the date in the event selector</w:t>
       </w:r>
     </w:p>
     <w:p>
@@ -991,7 +980,7 @@
         <w:pStyle w:val="ManualBullet"/>
       </w:pPr>
       <w:r>
-        <w:t>reselect the event after changing filters</w:t>
+        <w:t>choose the event again after changing filters</w:t>
       </w:r>
     </w:p>
     <w:sectPr>

--- a/docs/manuals/docx/ML-MANUAL.docx
+++ b/docs/manuals/docx/ML-MANUAL.docx
@@ -73,18 +73,74 @@
         <w:pStyle w:val="Heading1"/>
       </w:pPr>
       <w:r>
-        <w:t>1. About this guide</w:t>
+        <w:t>1. Introduction</w:t>
       </w:r>
     </w:p>
     <w:p>
       <w:r>
-        <w:t>Mountain Leaders mainly use the dashboard for event-by-event work.</w:t>
+        <w:t>This manual explains how Mountain Leaders use the dashboard for event-by-event operational work.</w:t>
       </w:r>
     </w:p>
     <w:p/>
     <w:p>
       <w:r>
-        <w:t>Available views:</w:t>
+        <w:t xml:space="preserve">The </w:t>
+      </w:r>
+      <w:r>
+        <w:rPr>
+          <w:rFonts w:ascii="Consolas" w:hAnsi="Consolas"/>
+        </w:rPr>
+        <w:t>ML</w:t>
+      </w:r>
+      <w:r>
+        <w:t xml:space="preserve"> role is designed for people who need to:</w:t>
+      </w:r>
+    </w:p>
+    <w:p/>
+    <w:p>
+      <w:pPr>
+        <w:pStyle w:val="ManualBullet"/>
+      </w:pPr>
+      <w:r>
+        <w:t>review one event at a time</w:t>
+      </w:r>
+    </w:p>
+    <w:p>
+      <w:pPr>
+        <w:pStyle w:val="ManualBullet"/>
+      </w:pPr>
+      <w:r>
+        <w:t>check event details before delivery</w:t>
+      </w:r>
+    </w:p>
+    <w:p>
+      <w:pPr>
+        <w:pStyle w:val="ManualBullet"/>
+      </w:pPr>
+      <w:r>
+        <w:t>review participant information where it is available</w:t>
+      </w:r>
+    </w:p>
+    <w:p>
+      <w:pPr>
+        <w:pStyle w:val="ManualBullet"/>
+      </w:pPr>
+      <w:r>
+        <w:t>review medical and emergency information where it is operationally necessary</w:t>
+      </w:r>
+    </w:p>
+    <w:p>
+      <w:pPr>
+        <w:pStyle w:val="ManualBullet"/>
+      </w:pPr>
+      <w:r>
+        <w:t>record or review case studies after delivery</w:t>
+      </w:r>
+    </w:p>
+    <w:p/>
+    <w:p>
+      <w:r>
+        <w:t>ML users can open:</w:t>
       </w:r>
     </w:p>
     <w:p/>
@@ -110,10 +166,21 @@
         <w:t>Case Studies</w:t>
       </w:r>
     </w:p>
+    <w:p>
+      <w:pPr>
+        <w:pStyle w:val="ManualBullet"/>
+      </w:pPr>
+      <w:r>
+        <w:rPr>
+          <w:rFonts w:ascii="Consolas" w:hAnsi="Consolas"/>
+        </w:rPr>
+        <w:t>Data Request Form</w:t>
+      </w:r>
+    </w:p>
     <w:p/>
     <w:p>
       <w:r>
-        <w:t>ML users cannot access:</w:t>
+        <w:t>ML users cannot open:</w:t>
       </w:r>
     </w:p>
     <w:p/>
@@ -163,19 +230,39 @@
     </w:p>
     <w:p/>
     <w:p>
+      <w:r>
+        <w:t>This role is intentionally focused. It is not for broad reporting or system administration. It is for safe, event-level operational checking.</w:t>
+      </w:r>
+    </w:p>
+    <w:p/>
+    <w:p>
       <w:pPr>
         <w:pStyle w:val="Heading1"/>
       </w:pPr>
       <w:r>
-        <w:t>2. Getting started</w:t>
+        <w:t>2. Before you begin</w:t>
       </w:r>
     </w:p>
     <w:p>
+      <w:r>
+        <w:t>When you sign in:</w:t>
+      </w:r>
+    </w:p>
+    <w:p/>
+    <w:p>
       <w:pPr>
         <w:pStyle w:val="ManualNumber"/>
       </w:pPr>
       <w:r>
-        <w:t>Sign in with your dashboard account.</w:t>
+        <w:t>Enter your email address and password.</w:t>
+      </w:r>
+    </w:p>
+    <w:p>
+      <w:pPr>
+        <w:pStyle w:val="ManualNumber"/>
+      </w:pPr>
+      <w:r>
+        <w:t>Change your password if prompted.</w:t>
       </w:r>
     </w:p>
     <w:p>
@@ -192,7 +279,7 @@
         <w:t>View Mode</w:t>
       </w:r>
       <w:r>
-        <w:t xml:space="preserve"> to switch between </w:t>
+        <w:t xml:space="preserve"> to confirm whether you need </w:t>
       </w:r>
       <w:r>
         <w:rPr>
@@ -201,7 +288,7 @@
         <w:t>ML Dashboard</w:t>
       </w:r>
       <w:r>
-        <w:t xml:space="preserve"> and </w:t>
+        <w:t xml:space="preserve"> or </w:t>
       </w:r>
       <w:r>
         <w:rPr>
@@ -218,23 +305,7 @@
         <w:pStyle w:val="ManualNumber"/>
       </w:pPr>
       <w:r>
-        <w:t>Set the correct region and timeframe.</w:t>
-      </w:r>
-    </w:p>
-    <w:p>
-      <w:pPr>
-        <w:pStyle w:val="ManualNumber"/>
-      </w:pPr>
-      <w:r>
-        <w:t>Choose the event you want to review.</w:t>
-      </w:r>
-    </w:p>
-    <w:p>
-      <w:pPr>
-        <w:pStyle w:val="ManualNumber"/>
-      </w:pPr>
-      <w:r>
-        <w:t>Check the event details before looking at participant information.</w:t>
+        <w:t>Check your region and timeframe before selecting an event.</w:t>
       </w:r>
     </w:p>
     <w:p/>
@@ -276,22 +347,22 @@
     </w:p>
     <w:p/>
     <w:p>
-      <w:pPr>
-        <w:pStyle w:val="Heading1"/>
-      </w:pPr>
-      <w:r>
-        <w:t>3. What the ML Dashboard is for</w:t>
-      </w:r>
-    </w:p>
-    <w:p>
-      <w:r>
-        <w:t>The ML Dashboard helps you work on one event at a time.</w:t>
+      <w:r>
+        <w:t>The most common reason an event appears to be missing is not that the event is absent, but that the region or timeframe is too narrow.</w:t>
       </w:r>
     </w:p>
     <w:p/>
     <w:p>
-      <w:r>
-        <w:t>Use it to:</w:t>
+      <w:pPr>
+        <w:pStyle w:val="Heading1"/>
+      </w:pPr>
+      <w:r>
+        <w:t>3. What the ML role is for</w:t>
+      </w:r>
+    </w:p>
+    <w:p>
+      <w:r>
+        <w:t>Use this role when you need to:</w:t>
       </w:r>
     </w:p>
     <w:p/>
@@ -300,7 +371,7 @@
         <w:pStyle w:val="ManualBullet"/>
       </w:pPr>
       <w:r>
-        <w:t>confirm you are looking at the right event</w:t>
+        <w:t>review the details of a single event</w:t>
       </w:r>
     </w:p>
     <w:p>
@@ -308,7 +379,7 @@
         <w:pStyle w:val="ManualBullet"/>
       </w:pPr>
       <w:r>
-        <w:t>review event details before delivery</w:t>
+        <w:t>confirm you are looking at the correct event before delivery</w:t>
       </w:r>
     </w:p>
     <w:p>
@@ -316,7 +387,7 @@
         <w:pStyle w:val="ManualBullet"/>
       </w:pPr>
       <w:r>
-        <w:t>check participant information where available</w:t>
+        <w:t>check participant information where the source data contains it</w:t>
       </w:r>
     </w:p>
     <w:p>
@@ -324,7 +395,7 @@
         <w:pStyle w:val="ManualBullet"/>
       </w:pPr>
       <w:r>
-        <w:t>review medical and emergency information where available</w:t>
+        <w:t>review medical or emergency notes where appropriate</w:t>
       </w:r>
     </w:p>
     <w:p>
@@ -332,21 +403,54 @@
         <w:pStyle w:val="ManualBullet"/>
       </w:pPr>
       <w:r>
-        <w:t>capture or review case studies</w:t>
+        <w:t>add a case study after the event</w:t>
       </w:r>
     </w:p>
     <w:p/>
     <w:p>
+      <w:r>
+        <w:t xml:space="preserve">Do not use this role as if it were a reporting dashboard. If your question is about trends, totals, exports, or wider performance, that belongs with a </w:t>
+      </w:r>
+      <w:r>
+        <w:rPr>
+          <w:rFonts w:ascii="Consolas" w:hAnsi="Consolas"/>
+        </w:rPr>
+        <w:t>Manager</w:t>
+      </w:r>
+      <w:r>
+        <w:t xml:space="preserve">, </w:t>
+      </w:r>
+      <w:r>
+        <w:rPr>
+          <w:rFonts w:ascii="Consolas" w:hAnsi="Consolas"/>
+        </w:rPr>
+        <w:t>RPL</w:t>
+      </w:r>
+      <w:r>
+        <w:t xml:space="preserve">, or </w:t>
+      </w:r>
+      <w:r>
+        <w:rPr>
+          <w:rFonts w:ascii="Consolas" w:hAnsi="Consolas"/>
+        </w:rPr>
+        <w:t>Admin</w:t>
+      </w:r>
+      <w:r>
+        <w:t xml:space="preserve"> user.</w:t>
+      </w:r>
+    </w:p>
+    <w:p/>
+    <w:p>
       <w:pPr>
         <w:pStyle w:val="Heading1"/>
       </w:pPr>
       <w:r>
-        <w:t>4. Filters and event selection</w:t>
+        <w:t>4. Finding the right event</w:t>
       </w:r>
     </w:p>
     <w:p>
       <w:r>
-        <w:t>Use the sidebar to choose:</w:t>
+        <w:t>The sidebar usually gives you:</w:t>
       </w:r>
     </w:p>
     <w:p/>
@@ -369,13 +473,13 @@
         <w:pStyle w:val="ManualBullet"/>
       </w:pPr>
       <w:r>
-        <w:t>a timeframe</w:t>
+        <w:t>timeframe controls</w:t>
       </w:r>
     </w:p>
     <w:p/>
     <w:p>
       <w:r>
-        <w:t xml:space="preserve">Then use the </w:t>
+        <w:t xml:space="preserve">After setting those filters, use the </w:t>
       </w:r>
       <w:r>
         <w:rPr>
@@ -384,30 +488,32 @@
         <w:t>Event</w:t>
       </w:r>
       <w:r>
-        <w:t xml:space="preserve"> selector on the page to choose the event you need.</w:t>
+        <w:t xml:space="preserve"> selector on the page to choose the event.</w:t>
       </w:r>
     </w:p>
     <w:p/>
     <w:p>
-      <w:r>
-        <w:t>If the event is missing:</w:t>
-      </w:r>
-    </w:p>
-    <w:p/>
-    <w:p>
-      <w:pPr>
-        <w:pStyle w:val="ManualBullet"/>
-      </w:pPr>
-      <w:r>
-        <w:t>widen the timeframe</w:t>
+      <w:pPr>
+        <w:pStyle w:val="Heading2"/>
+      </w:pPr>
+      <w:r>
+        <w:t>4.1 Recommended workflow</w:t>
       </w:r>
     </w:p>
     <w:p>
       <w:pPr>
-        <w:pStyle w:val="ManualBullet"/>
-      </w:pPr>
-      <w:r>
-        <w:t xml:space="preserve">switch to </w:t>
+        <w:pStyle w:val="ManualNumber"/>
+      </w:pPr>
+      <w:r>
+        <w:t>Start with the broadest sensible timeframe.</w:t>
+      </w:r>
+    </w:p>
+    <w:p>
+      <w:pPr>
+        <w:pStyle w:val="ManualNumber"/>
+      </w:pPr>
+      <w:r>
+        <w:t xml:space="preserve">Use </w:t>
       </w:r>
       <w:r>
         <w:rPr>
@@ -415,27 +521,120 @@
         </w:rPr>
         <w:t>All Regions</w:t>
       </w:r>
+      <w:r>
+        <w:t xml:space="preserve"> if you are unsure which region the event appears under.</w:t>
+      </w:r>
     </w:p>
     <w:p>
       <w:pPr>
-        <w:pStyle w:val="ManualBullet"/>
-      </w:pPr>
-      <w:r>
-        <w:t>check whether the event has synced from Beacon</w:t>
+        <w:pStyle w:val="ManualNumber"/>
+      </w:pPr>
+      <w:r>
+        <w:t>Open the event selector.</w:t>
+      </w:r>
+    </w:p>
+    <w:p>
+      <w:pPr>
+        <w:pStyle w:val="ManualNumber"/>
+      </w:pPr>
+      <w:r>
+        <w:t>Choose the event by name and date.</w:t>
+      </w:r>
+    </w:p>
+    <w:p>
+      <w:pPr>
+        <w:pStyle w:val="ManualNumber"/>
+      </w:pPr>
+      <w:r>
+        <w:t>Confirm the event details before reading participant information.</w:t>
       </w:r>
     </w:p>
     <w:p/>
     <w:p>
       <w:pPr>
-        <w:pStyle w:val="Heading1"/>
-      </w:pPr>
-      <w:r>
-        <w:t>5. Event details</w:t>
+        <w:pStyle w:val="Heading2"/>
+      </w:pPr>
+      <w:r>
+        <w:t>4.2 If the event is not visible</w:t>
       </w:r>
     </w:p>
     <w:p>
       <w:r>
-        <w:t xml:space="preserve">When you choose an event, the dashboard shows an </w:t>
+        <w:t>Check these in order:</w:t>
+      </w:r>
+    </w:p>
+    <w:p/>
+    <w:p>
+      <w:pPr>
+        <w:pStyle w:val="ManualNumber"/>
+      </w:pPr>
+      <w:r>
+        <w:t>Widen the timeframe.</w:t>
+      </w:r>
+    </w:p>
+    <w:p>
+      <w:pPr>
+        <w:pStyle w:val="ManualNumber"/>
+      </w:pPr>
+      <w:r>
+        <w:t xml:space="preserve">Switch to </w:t>
+      </w:r>
+      <w:r>
+        <w:rPr>
+          <w:rFonts w:ascii="Consolas" w:hAnsi="Consolas"/>
+        </w:rPr>
+        <w:t>All Regions</w:t>
+      </w:r>
+      <w:r>
+        <w:t>.</w:t>
+      </w:r>
+    </w:p>
+    <w:p>
+      <w:pPr>
+        <w:pStyle w:val="ManualNumber"/>
+      </w:pPr>
+      <w:r>
+        <w:t>Look again in the event selector.</w:t>
+      </w:r>
+    </w:p>
+    <w:p>
+      <w:pPr>
+        <w:pStyle w:val="ManualNumber"/>
+      </w:pPr>
+      <w:r>
+        <w:t xml:space="preserve">If it still is not there, ask a </w:t>
+      </w:r>
+      <w:r>
+        <w:rPr>
+          <w:rFonts w:ascii="Consolas" w:hAnsi="Consolas"/>
+        </w:rPr>
+        <w:t>Manager</w:t>
+      </w:r>
+      <w:r>
+        <w:t xml:space="preserve"> or </w:t>
+      </w:r>
+      <w:r>
+        <w:rPr>
+          <w:rFonts w:ascii="Consolas" w:hAnsi="Consolas"/>
+        </w:rPr>
+        <w:t>Admin</w:t>
+      </w:r>
+      <w:r>
+        <w:t xml:space="preserve"> to confirm that the event exists in the synced source data.</w:t>
+      </w:r>
+    </w:p>
+    <w:p/>
+    <w:p>
+      <w:pPr>
+        <w:pStyle w:val="Heading1"/>
+      </w:pPr>
+      <w:r>
+        <w:t>5. Event Details</w:t>
+      </w:r>
+    </w:p>
+    <w:p>
+      <w:r>
+        <w:t xml:space="preserve">When you select an event, the dashboard shows an </w:t>
       </w:r>
       <w:r>
         <w:rPr>
@@ -444,13 +643,13 @@
         <w:t>Event Details</w:t>
       </w:r>
       <w:r>
-        <w:t xml:space="preserve"> section.</w:t>
+        <w:t xml:space="preserve"> area.</w:t>
       </w:r>
     </w:p>
     <w:p/>
     <w:p>
       <w:r>
-        <w:t>Typical fields include:</w:t>
+        <w:t>Typical information may include:</w:t>
       </w:r>
     </w:p>
     <w:p/>
@@ -528,225 +727,506 @@
     </w:p>
     <w:p/>
     <w:p>
-      <w:r>
-        <w:t>Check this section first so you know you are in the correct event.</w:t>
+      <w:pPr>
+        <w:pStyle w:val="Heading2"/>
+      </w:pPr>
+      <w:r>
+        <w:t>5.1 Why this section matters</w:t>
+      </w:r>
+    </w:p>
+    <w:p>
+      <w:r>
+        <w:t xml:space="preserve">Always review </w:t>
+      </w:r>
+      <w:r>
+        <w:rPr>
+          <w:rFonts w:ascii="Consolas" w:hAnsi="Consolas"/>
+        </w:rPr>
+        <w:t>Event Details</w:t>
+      </w:r>
+      <w:r>
+        <w:t xml:space="preserve"> first. This confirms:</w:t>
       </w:r>
     </w:p>
     <w:p/>
     <w:p>
       <w:pPr>
-        <w:pStyle w:val="Heading1"/>
-      </w:pPr>
-      <w:r>
-        <w:t>6. Participant information</w:t>
+        <w:pStyle w:val="ManualBullet"/>
+      </w:pPr>
+      <w:r>
+        <w:t>you chose the correct event</w:t>
       </w:r>
     </w:p>
     <w:p>
-      <w:r>
-        <w:t>If attendee data is available, the dashboard lets you review participants one at a time.</w:t>
+      <w:pPr>
+        <w:pStyle w:val="ManualBullet"/>
+      </w:pPr>
+      <w:r>
+        <w:t>the date matches what you expect</w:t>
+      </w:r>
+    </w:p>
+    <w:p>
+      <w:pPr>
+        <w:pStyle w:val="ManualBullet"/>
+      </w:pPr>
+      <w:r>
+        <w:t>the region matches what you expect</w:t>
+      </w:r>
+    </w:p>
+    <w:p>
+      <w:pPr>
+        <w:pStyle w:val="ManualBullet"/>
+      </w:pPr>
+      <w:r>
+        <w:t>the event type and status make sense</w:t>
       </w:r>
     </w:p>
     <w:p/>
     <w:p>
-      <w:r>
-        <w:t>Typical workflow:</w:t>
+      <w:pPr>
+        <w:pStyle w:val="Heading2"/>
+      </w:pPr>
+      <w:r>
+        <w:t>5.2 Step-by-step review</w:t>
+      </w:r>
+    </w:p>
+    <w:p>
+      <w:pPr>
+        <w:pStyle w:val="ManualNumber"/>
+      </w:pPr>
+      <w:r>
+        <w:t>Read the event name.</w:t>
+      </w:r>
+    </w:p>
+    <w:p>
+      <w:pPr>
+        <w:pStyle w:val="ManualNumber"/>
+      </w:pPr>
+      <w:r>
+        <w:t>Read the event date.</w:t>
+      </w:r>
+    </w:p>
+    <w:p>
+      <w:pPr>
+        <w:pStyle w:val="ManualNumber"/>
+      </w:pPr>
+      <w:r>
+        <w:t>Check the region.</w:t>
+      </w:r>
+    </w:p>
+    <w:p>
+      <w:pPr>
+        <w:pStyle w:val="ManualNumber"/>
+      </w:pPr>
+      <w:r>
+        <w:t>Check the event type.</w:t>
+      </w:r>
+    </w:p>
+    <w:p>
+      <w:pPr>
+        <w:pStyle w:val="ManualNumber"/>
+      </w:pPr>
+      <w:r>
+        <w:t>Check the participant count.</w:t>
+      </w:r>
+    </w:p>
+    <w:p>
+      <w:pPr>
+        <w:pStyle w:val="ManualNumber"/>
+      </w:pPr>
+      <w:r>
+        <w:t>Check the location and status if shown.</w:t>
+      </w:r>
+    </w:p>
+    <w:p>
+      <w:pPr>
+        <w:pStyle w:val="ManualNumber"/>
+      </w:pPr>
+      <w:r>
+        <w:t>Only then move on to participant information.</w:t>
       </w:r>
     </w:p>
     <w:p/>
     <w:p>
-      <w:pPr>
-        <w:pStyle w:val="ManualNumber"/>
-      </w:pPr>
-      <w:r>
-        <w:t>Choose the event.</w:t>
-      </w:r>
-    </w:p>
-    <w:p>
-      <w:pPr>
-        <w:pStyle w:val="ManualNumber"/>
-      </w:pPr>
-      <w:r>
-        <w:t>Open the participant selector.</w:t>
-      </w:r>
-    </w:p>
-    <w:p>
-      <w:pPr>
-        <w:pStyle w:val="ManualNumber"/>
-      </w:pPr>
-      <w:r>
-        <w:t>Choose the participant you need.</w:t>
-      </w:r>
-    </w:p>
-    <w:p>
-      <w:pPr>
-        <w:pStyle w:val="ManualNumber"/>
-      </w:pPr>
-      <w:r>
-        <w:t>Review the available information carefully.</w:t>
+      <w:r>
+        <w:t>This order reduces the risk of reviewing the wrong record.</w:t>
       </w:r>
     </w:p>
     <w:p/>
     <w:p>
-      <w:r>
-        <w:t>Possible sections include:</w:t>
+      <w:pPr>
+        <w:pStyle w:val="Heading1"/>
+      </w:pPr>
+      <w:r>
+        <w:t>6. Participant information</w:t>
+      </w:r>
+    </w:p>
+    <w:p>
+      <w:r>
+        <w:t>If attendee data exists, the dashboard lets you review participants one at a time.</w:t>
       </w:r>
     </w:p>
     <w:p/>
     <w:p>
-      <w:pPr>
-        <w:pStyle w:val="ManualBullet"/>
-      </w:pPr>
-      <w:r>
-        <w:t>personal information</w:t>
-      </w:r>
-    </w:p>
-    <w:p>
-      <w:pPr>
-        <w:pStyle w:val="ManualBullet"/>
-      </w:pPr>
-      <w:r>
-        <w:t>medical information</w:t>
-      </w:r>
-    </w:p>
-    <w:p>
-      <w:pPr>
-        <w:pStyle w:val="ManualBullet"/>
-      </w:pPr>
-      <w:r>
-        <w:t>emergency contact details</w:t>
-      </w:r>
-    </w:p>
-    <w:p>
-      <w:pPr>
-        <w:pStyle w:val="ManualBullet"/>
-      </w:pPr>
-      <w:r>
-        <w:t>participant record</w:t>
+      <w:r>
+        <w:t>Possible information areas include:</w:t>
       </w:r>
     </w:p>
     <w:p/>
     <w:p>
-      <w:r>
-        <w:t>Not every event will contain every field.</w:t>
+      <w:pPr>
+        <w:pStyle w:val="ManualBullet"/>
+      </w:pPr>
+      <w:r>
+        <w:t>personal information</w:t>
+      </w:r>
+    </w:p>
+    <w:p>
+      <w:pPr>
+        <w:pStyle w:val="ManualBullet"/>
+      </w:pPr>
+      <w:r>
+        <w:t>participant record details</w:t>
+      </w:r>
+    </w:p>
+    <w:p>
+      <w:pPr>
+        <w:pStyle w:val="ManualBullet"/>
+      </w:pPr>
+      <w:r>
+        <w:t>medical information</w:t>
+      </w:r>
+    </w:p>
+    <w:p>
+      <w:pPr>
+        <w:pStyle w:val="ManualBullet"/>
+      </w:pPr>
+      <w:r>
+        <w:t>emergency contact details</w:t>
       </w:r>
     </w:p>
     <w:p/>
     <w:p>
-      <w:pPr>
-        <w:pStyle w:val="Heading1"/>
-      </w:pPr>
-      <w:r>
-        <w:t>7. Medical and emergency information</w:t>
-      </w:r>
-    </w:p>
-    <w:p>
-      <w:r>
-        <w:t>The dashboard may also show event-level medical or emergency information when it is available from the source data.</w:t>
+      <w:r>
+        <w:t>Not every event contains every field. Some events contain only partial attendee information. Some may contain counts but not full person-level detail.</w:t>
       </w:r>
     </w:p>
     <w:p/>
     <w:p>
-      <w:r>
-        <w:t>Use this information carefully and only where there is a clear operational need.</w:t>
+      <w:pPr>
+        <w:pStyle w:val="Heading2"/>
+      </w:pPr>
+      <w:r>
+        <w:t>6.1 Step-by-step participant review</w:t>
+      </w:r>
+    </w:p>
+    <w:p>
+      <w:pPr>
+        <w:pStyle w:val="ManualNumber"/>
+      </w:pPr>
+      <w:r>
+        <w:t>Choose the event.</w:t>
+      </w:r>
+    </w:p>
+    <w:p>
+      <w:pPr>
+        <w:pStyle w:val="ManualNumber"/>
+      </w:pPr>
+      <w:r>
+        <w:t>Open the participant selector if it is shown.</w:t>
+      </w:r>
+    </w:p>
+    <w:p>
+      <w:pPr>
+        <w:pStyle w:val="ManualNumber"/>
+      </w:pPr>
+      <w:r>
+        <w:t>Choose the participant you need.</w:t>
+      </w:r>
+    </w:p>
+    <w:p>
+      <w:pPr>
+        <w:pStyle w:val="ManualNumber"/>
+      </w:pPr>
+      <w:r>
+        <w:t>Review the available information carefully.</w:t>
+      </w:r>
+    </w:p>
+    <w:p>
+      <w:pPr>
+        <w:pStyle w:val="ManualNumber"/>
+      </w:pPr>
+      <w:r>
+        <w:t>Move to the next participant only if there is a legitimate operational need.</w:t>
       </w:r>
     </w:p>
     <w:p/>
     <w:p>
       <w:pPr>
-        <w:pStyle w:val="Heading1"/>
-      </w:pPr>
-      <w:r>
-        <w:t>8. Additional event information</w:t>
+        <w:pStyle w:val="Heading2"/>
+      </w:pPr>
+      <w:r>
+        <w:t>6.2 Good practice</w:t>
       </w:r>
     </w:p>
     <w:p>
-      <w:r>
-        <w:t>The page may show extra event information in a readable format.</w:t>
+      <w:pPr>
+        <w:pStyle w:val="ManualBullet"/>
+      </w:pPr>
+      <w:r>
+        <w:t>review only what you need</w:t>
+      </w:r>
+    </w:p>
+    <w:p>
+      <w:pPr>
+        <w:pStyle w:val="ManualBullet"/>
+      </w:pPr>
+      <w:r>
+        <w:t>avoid casual browsing of personal records</w:t>
+      </w:r>
+    </w:p>
+    <w:p>
+      <w:pPr>
+        <w:pStyle w:val="ManualBullet"/>
+      </w:pPr>
+      <w:r>
+        <w:t>treat all participant data as sensitive</w:t>
+      </w:r>
+    </w:p>
+    <w:p>
+      <w:pPr>
+        <w:pStyle w:val="ManualBullet"/>
+      </w:pPr>
+      <w:r>
+        <w:t>if something looks missing, remember the source data may not include it</w:t>
       </w:r>
     </w:p>
     <w:p/>
     <w:p>
-      <w:r>
-        <w:t>Use this when:</w:t>
+      <w:pPr>
+        <w:pStyle w:val="Heading1"/>
+      </w:pPr>
+      <w:r>
+        <w:t>7. Medical and emergency information</w:t>
+      </w:r>
+    </w:p>
+    <w:p>
+      <w:r>
+        <w:t>Some records include medical or emergency details.</w:t>
       </w:r>
     </w:p>
     <w:p/>
     <w:p>
-      <w:pPr>
-        <w:pStyle w:val="ManualBullet"/>
-      </w:pPr>
-      <w:r>
-        <w:t>a value is not shown in the main event details section</w:t>
-      </w:r>
-    </w:p>
-    <w:p>
-      <w:pPr>
-        <w:pStyle w:val="ManualBullet"/>
-      </w:pPr>
-      <w:r>
-        <w:t>you are checking how an event was recorded</w:t>
-      </w:r>
-    </w:p>
-    <w:p>
-      <w:pPr>
-        <w:pStyle w:val="ManualBullet"/>
-      </w:pPr>
-      <w:r>
-        <w:t>support staff have asked you to confirm a field</w:t>
+      <w:r>
+        <w:t>These fields should be used carefully and only when there is a clear operational reason.</w:t>
       </w:r>
     </w:p>
     <w:p/>
     <w:p>
       <w:pPr>
-        <w:pStyle w:val="Heading1"/>
-      </w:pPr>
-      <w:r>
-        <w:t>9. Case Studies</w:t>
+        <w:pStyle w:val="Heading2"/>
+      </w:pPr>
+      <w:r>
+        <w:t>7.1 When it is appropriate to use this information</w:t>
       </w:r>
     </w:p>
     <w:p>
       <w:r>
-        <w:t>ML users can read and upload case studies.</w:t>
+        <w:t>Use it for:</w:t>
       </w:r>
     </w:p>
     <w:p/>
     <w:p>
-      <w:r>
-        <w:t>This is useful for recording:</w:t>
+      <w:pPr>
+        <w:pStyle w:val="ManualBullet"/>
+      </w:pPr>
+      <w:r>
+        <w:t>safe event delivery</w:t>
+      </w:r>
+    </w:p>
+    <w:p>
+      <w:pPr>
+        <w:pStyle w:val="ManualBullet"/>
+      </w:pPr>
+      <w:r>
+        <w:t>checking essential support needs</w:t>
+      </w:r>
+    </w:p>
+    <w:p>
+      <w:pPr>
+        <w:pStyle w:val="ManualBullet"/>
+      </w:pPr>
+      <w:r>
+        <w:t>confirming important practical information before or during an event</w:t>
       </w:r>
     </w:p>
     <w:p/>
     <w:p>
       <w:pPr>
-        <w:pStyle w:val="ManualBullet"/>
-      </w:pPr>
-      <w:r>
-        <w:t>participant feedback</w:t>
+        <w:pStyle w:val="Heading2"/>
+      </w:pPr>
+      <w:r>
+        <w:t>7.2 When it is not appropriate</w:t>
       </w:r>
     </w:p>
     <w:p>
-      <w:pPr>
-        <w:pStyle w:val="ManualBullet"/>
-      </w:pPr>
-      <w:r>
-        <w:t>outcome stories</w:t>
-      </w:r>
-    </w:p>
-    <w:p>
-      <w:pPr>
-        <w:pStyle w:val="ManualBullet"/>
-      </w:pPr>
-      <w:r>
-        <w:t>short event reflections</w:t>
+      <w:r>
+        <w:t>Do not use it:</w:t>
       </w:r>
     </w:p>
     <w:p/>
     <w:p>
-      <w:r>
-        <w:t>Suggested upload steps:</w:t>
+      <w:pPr>
+        <w:pStyle w:val="ManualBullet"/>
+      </w:pPr>
+      <w:r>
+        <w:t>out of curiosity</w:t>
+      </w:r>
+    </w:p>
+    <w:p>
+      <w:pPr>
+        <w:pStyle w:val="ManualBullet"/>
+      </w:pPr>
+      <w:r>
+        <w:t>in casual discussion</w:t>
+      </w:r>
+    </w:p>
+    <w:p>
+      <w:pPr>
+        <w:pStyle w:val="ManualBullet"/>
+      </w:pPr>
+      <w:r>
+        <w:t>for wider sharing than is necessary</w:t>
       </w:r>
     </w:p>
     <w:p/>
+    <w:p>
+      <w:pPr>
+        <w:pStyle w:val="Heading2"/>
+      </w:pPr>
+      <w:r>
+        <w:t>7.3 If the section is blank</w:t>
+      </w:r>
+    </w:p>
+    <w:p>
+      <w:r>
+        <w:t>If medical or emergency sections are blank, the usual explanation is that the source record simply does not contain those values. It does not always mean something is broken.</w:t>
+      </w:r>
+    </w:p>
+    <w:p/>
+    <w:p>
+      <w:pPr>
+        <w:pStyle w:val="Heading1"/>
+      </w:pPr>
+      <w:r>
+        <w:t>8. Additional event information</w:t>
+      </w:r>
+    </w:p>
+    <w:p>
+      <w:r>
+        <w:t>The page may include extra event information in a readable format beyond the main summary panel.</w:t>
+      </w:r>
+    </w:p>
+    <w:p/>
+    <w:p>
+      <w:r>
+        <w:t>Use this area when:</w:t>
+      </w:r>
+    </w:p>
+    <w:p/>
+    <w:p>
+      <w:pPr>
+        <w:pStyle w:val="ManualBullet"/>
+      </w:pPr>
+      <w:r>
+        <w:t>the main event summary does not show enough detail</w:t>
+      </w:r>
+    </w:p>
+    <w:p>
+      <w:pPr>
+        <w:pStyle w:val="ManualBullet"/>
+      </w:pPr>
+      <w:r>
+        <w:t>you need to check how the event was recorded</w:t>
+      </w:r>
+    </w:p>
+    <w:p>
+      <w:pPr>
+        <w:pStyle w:val="ManualBullet"/>
+      </w:pPr>
+      <w:r>
+        <w:t>support staff ask you to confirm a field from the event record</w:t>
+      </w:r>
+    </w:p>
+    <w:p/>
+    <w:p>
+      <w:r>
+        <w:t xml:space="preserve">Always cross-check the extra detail against the main </w:t>
+      </w:r>
+      <w:r>
+        <w:rPr>
+          <w:rFonts w:ascii="Consolas" w:hAnsi="Consolas"/>
+        </w:rPr>
+        <w:t>Event Details</w:t>
+      </w:r>
+      <w:r>
+        <w:t xml:space="preserve"> area so that you stay clear about which event you are reviewing.</w:t>
+      </w:r>
+    </w:p>
+    <w:p/>
+    <w:p>
+      <w:pPr>
+        <w:pStyle w:val="Heading1"/>
+      </w:pPr>
+      <w:r>
+        <w:t>9. Case Studies</w:t>
+      </w:r>
+    </w:p>
+    <w:p>
+      <w:r>
+        <w:t>ML users can also read and upload case studies.</w:t>
+      </w:r>
+    </w:p>
+    <w:p/>
+    <w:p>
+      <w:r>
+        <w:t>This is useful for recording:</w:t>
+      </w:r>
+    </w:p>
+    <w:p/>
+    <w:p>
+      <w:pPr>
+        <w:pStyle w:val="ManualBullet"/>
+      </w:pPr>
+      <w:r>
+        <w:t>participant feedback</w:t>
+      </w:r>
+    </w:p>
+    <w:p>
+      <w:pPr>
+        <w:pStyle w:val="ManualBullet"/>
+      </w:pPr>
+      <w:r>
+        <w:t>a short story of impact</w:t>
+      </w:r>
+    </w:p>
+    <w:p>
+      <w:pPr>
+        <w:pStyle w:val="ManualBullet"/>
+      </w:pPr>
+      <w:r>
+        <w:t>reflections after an event</w:t>
+      </w:r>
+    </w:p>
+    <w:p/>
+    <w:p>
+      <w:pPr>
+        <w:pStyle w:val="Heading2"/>
+      </w:pPr>
+      <w:r>
+        <w:t>9.1 Reading case studies</w:t>
+      </w:r>
+    </w:p>
     <w:p>
       <w:pPr>
         <w:pStyle w:val="ManualNumber"/>
@@ -769,7 +1249,7 @@
         <w:pStyle w:val="ManualNumber"/>
       </w:pPr>
       <w:r>
-        <w:t>Check whether the story already exists.</w:t>
+        <w:t>Use region and date filters if needed.</w:t>
       </w:r>
     </w:p>
     <w:p>
@@ -777,7 +1257,7 @@
         <w:pStyle w:val="ManualNumber"/>
       </w:pPr>
       <w:r>
-        <w:t>Add a clear title.</w:t>
+        <w:t>Review the titles and dates.</w:t>
       </w:r>
     </w:p>
     <w:p>
@@ -785,105 +1265,674 @@
         <w:pStyle w:val="ManualNumber"/>
       </w:pPr>
       <w:r>
-        <w:t>Add the story text.</w:t>
-      </w:r>
-    </w:p>
-    <w:p>
-      <w:pPr>
-        <w:pStyle w:val="ManualNumber"/>
-      </w:pPr>
-      <w:r>
-        <w:t>Choose the correct date.</w:t>
-      </w:r>
-    </w:p>
-    <w:p>
-      <w:pPr>
-        <w:pStyle w:val="ManualNumber"/>
-      </w:pPr>
-      <w:r>
-        <w:t>Choose the correct region.</w:t>
-      </w:r>
-    </w:p>
-    <w:p>
-      <w:pPr>
-        <w:pStyle w:val="ManualNumber"/>
-      </w:pPr>
-      <w:r>
-        <w:t>Submit the form.</w:t>
+        <w:t>Read the most relevant story.</w:t>
       </w:r>
     </w:p>
     <w:p/>
     <w:p>
       <w:pPr>
-        <w:pStyle w:val="Heading1"/>
-      </w:pPr>
-      <w:r>
-        <w:t>10. Good working practice</w:t>
+        <w:pStyle w:val="Heading2"/>
+      </w:pPr>
+      <w:r>
+        <w:t>9.2 Adding a case study</w:t>
       </w:r>
     </w:p>
     <w:p>
-      <w:pPr>
-        <w:pStyle w:val="ManualBullet"/>
-      </w:pPr>
-      <w:r>
-        <w:t>set the correct date range before choosing an event</w:t>
-      </w:r>
-    </w:p>
-    <w:p>
-      <w:pPr>
-        <w:pStyle w:val="ManualBullet"/>
-      </w:pPr>
-      <w:r>
-        <w:t>confirm the event details before reviewing participants</w:t>
-      </w:r>
-    </w:p>
-    <w:p>
-      <w:pPr>
-        <w:pStyle w:val="ManualBullet"/>
-      </w:pPr>
-      <w:r>
-        <w:t>treat medical and emergency information carefully</w:t>
-      </w:r>
-    </w:p>
-    <w:p>
-      <w:pPr>
-        <w:pStyle w:val="ManualBullet"/>
-      </w:pPr>
-      <w:r>
-        <w:t>report missing or unexpected attendee data to a Manager or Admin when needed</w:t>
+      <w:r>
+        <w:t>Use this process:</w:t>
       </w:r>
     </w:p>
     <w:p/>
     <w:p>
       <w:pPr>
-        <w:pStyle w:val="Heading1"/>
-      </w:pPr>
-      <w:r>
-        <w:t>11. Troubleshooting</w:t>
+        <w:pStyle w:val="ManualNumber"/>
+      </w:pPr>
+      <w:r>
+        <w:t xml:space="preserve">Open </w:t>
+      </w:r>
+      <w:r>
+        <w:rPr>
+          <w:rFonts w:ascii="Consolas" w:hAnsi="Consolas"/>
+        </w:rPr>
+        <w:t>Case Studies</w:t>
+      </w:r>
+      <w:r>
+        <w:t>.</w:t>
       </w:r>
     </w:p>
     <w:p>
       <w:pPr>
-        <w:pStyle w:val="Heading2"/>
-      </w:pPr>
-      <w:r>
-        <w:t>No events are showing</w:t>
+        <w:pStyle w:val="ManualNumber"/>
+      </w:pPr>
+      <w:r>
+        <w:t>Filter first to avoid creating a duplicate.</w:t>
       </w:r>
     </w:p>
     <w:p>
       <w:pPr>
-        <w:pStyle w:val="ManualBullet"/>
-      </w:pPr>
-      <w:r>
-        <w:t>widen the timeframe</w:t>
+        <w:pStyle w:val="ManualNumber"/>
+      </w:pPr>
+      <w:r>
+        <w:t>Add a clear title.</w:t>
       </w:r>
     </w:p>
     <w:p>
       <w:pPr>
+        <w:pStyle w:val="ManualNumber"/>
+      </w:pPr>
+      <w:r>
+        <w:t>Add the story text.</w:t>
+      </w:r>
+    </w:p>
+    <w:p>
+      <w:pPr>
+        <w:pStyle w:val="ManualNumber"/>
+      </w:pPr>
+      <w:r>
+        <w:t>Set the correct date.</w:t>
+      </w:r>
+    </w:p>
+    <w:p>
+      <w:pPr>
+        <w:pStyle w:val="ManualNumber"/>
+      </w:pPr>
+      <w:r>
+        <w:t>Set the correct region.</w:t>
+      </w:r>
+    </w:p>
+    <w:p>
+      <w:pPr>
+        <w:pStyle w:val="ManualNumber"/>
+      </w:pPr>
+      <w:r>
+        <w:t>Submit the form.</w:t>
+      </w:r>
+    </w:p>
+    <w:p>
+      <w:pPr>
+        <w:pStyle w:val="ManualNumber"/>
+      </w:pPr>
+      <w:r>
+        <w:t>Review the saved result.</w:t>
+      </w:r>
+    </w:p>
+    <w:p/>
+    <w:p>
+      <w:pPr>
+        <w:pStyle w:val="Heading2"/>
+      </w:pPr>
+      <w:r>
+        <w:t>9.3 Good case study practice</w:t>
+      </w:r>
+    </w:p>
+    <w:p>
+      <w:pPr>
         <w:pStyle w:val="ManualBullet"/>
       </w:pPr>
       <w:r>
-        <w:t xml:space="preserve">switch to </w:t>
+        <w:t>make the title specific</w:t>
+      </w:r>
+    </w:p>
+    <w:p>
+      <w:pPr>
+        <w:pStyle w:val="ManualBullet"/>
+      </w:pPr>
+      <w:r>
+        <w:t>keep the story factual and readable</w:t>
+      </w:r>
+    </w:p>
+    <w:p>
+      <w:pPr>
+        <w:pStyle w:val="ManualBullet"/>
+      </w:pPr>
+      <w:r>
+        <w:t>check the date carefully</w:t>
+      </w:r>
+    </w:p>
+    <w:p>
+      <w:pPr>
+        <w:pStyle w:val="ManualBullet"/>
+      </w:pPr>
+      <w:r>
+        <w:t>choose the right region</w:t>
+      </w:r>
+    </w:p>
+    <w:p>
+      <w:pPr>
+        <w:pStyle w:val="ManualBullet"/>
+      </w:pPr>
+      <w:r>
+        <w:t>avoid sharing unnecessary sensitive personal detail</w:t>
+      </w:r>
+    </w:p>
+    <w:p/>
+    <w:p>
+      <w:pPr>
+        <w:pStyle w:val="Heading1"/>
+      </w:pPr>
+      <w:r>
+        <w:t>10. Data Request Form</w:t>
+      </w:r>
+    </w:p>
+    <w:p>
+      <w:r>
+        <w:t xml:space="preserve">Use </w:t>
+      </w:r>
+      <w:r>
+        <w:rPr>
+          <w:rFonts w:ascii="Consolas" w:hAnsi="Consolas"/>
+        </w:rPr>
+        <w:t>Data Request Form</w:t>
+      </w:r>
+      <w:r>
+        <w:t xml:space="preserve"> when you need to request data access or ask for a formal review of what information can be shared.</w:t>
+      </w:r>
+    </w:p>
+    <w:p/>
+    <w:p>
+      <w:r>
+        <w:t>All fields are required:</w:t>
+      </w:r>
+    </w:p>
+    <w:p/>
+    <w:p>
+      <w:pPr>
+        <w:pStyle w:val="ManualBullet"/>
+      </w:pPr>
+      <w:r>
+        <w:rPr>
+          <w:rFonts w:ascii="Consolas" w:hAnsi="Consolas"/>
+        </w:rPr>
+        <w:t>Name</w:t>
+      </w:r>
+    </w:p>
+    <w:p>
+      <w:pPr>
+        <w:pStyle w:val="ManualBullet"/>
+      </w:pPr>
+      <w:r>
+        <w:rPr>
+          <w:rFonts w:ascii="Consolas" w:hAnsi="Consolas"/>
+        </w:rPr>
+        <w:t>Email</w:t>
+      </w:r>
+    </w:p>
+    <w:p>
+      <w:pPr>
+        <w:pStyle w:val="ManualBullet"/>
+      </w:pPr>
+      <w:r>
+        <w:rPr>
+          <w:rFonts w:ascii="Consolas" w:hAnsi="Consolas"/>
+        </w:rPr>
+        <w:t>Date</w:t>
+      </w:r>
+    </w:p>
+    <w:p>
+      <w:pPr>
+        <w:pStyle w:val="ManualBullet"/>
+      </w:pPr>
+      <w:r>
+        <w:rPr>
+          <w:rFonts w:ascii="Consolas" w:hAnsi="Consolas"/>
+        </w:rPr>
+        <w:t>Time</w:t>
+      </w:r>
+    </w:p>
+    <w:p>
+      <w:pPr>
+        <w:pStyle w:val="ManualBullet"/>
+      </w:pPr>
+      <w:r>
+        <w:rPr>
+          <w:rFonts w:ascii="Consolas" w:hAnsi="Consolas"/>
+        </w:rPr>
+        <w:t>Reason for data request</w:t>
+      </w:r>
+    </w:p>
+    <w:p/>
+    <w:p>
+      <w:r>
+        <w:t>Suggested workflow:</w:t>
+      </w:r>
+    </w:p>
+    <w:p/>
+    <w:p>
+      <w:pPr>
+        <w:pStyle w:val="ManualNumber"/>
+      </w:pPr>
+      <w:r>
+        <w:t xml:space="preserve">Open </w:t>
+      </w:r>
+      <w:r>
+        <w:rPr>
+          <w:rFonts w:ascii="Consolas" w:hAnsi="Consolas"/>
+        </w:rPr>
+        <w:t>Data Request Form</w:t>
+      </w:r>
+      <w:r>
+        <w:t>.</w:t>
+      </w:r>
+    </w:p>
+    <w:p>
+      <w:pPr>
+        <w:pStyle w:val="ManualNumber"/>
+      </w:pPr>
+      <w:r>
+        <w:t>Choose your name.</w:t>
+      </w:r>
+    </w:p>
+    <w:p>
+      <w:pPr>
+        <w:pStyle w:val="ManualNumber"/>
+      </w:pPr>
+      <w:r>
+        <w:t>Choose your email.</w:t>
+      </w:r>
+    </w:p>
+    <w:p>
+      <w:pPr>
+        <w:pStyle w:val="ManualNumber"/>
+      </w:pPr>
+      <w:r>
+        <w:t>Set the relevant date and time.</w:t>
+      </w:r>
+    </w:p>
+    <w:p>
+      <w:pPr>
+        <w:pStyle w:val="ManualNumber"/>
+      </w:pPr>
+      <w:r>
+        <w:t>Explain the request clearly.</w:t>
+      </w:r>
+    </w:p>
+    <w:p>
+      <w:pPr>
+        <w:pStyle w:val="ManualNumber"/>
+      </w:pPr>
+      <w:r>
+        <w:t>Submit the form.</w:t>
+      </w:r>
+    </w:p>
+    <w:p/>
+    <w:p>
+      <w:r>
+        <w:t xml:space="preserve">After submission, </w:t>
+      </w:r>
+      <w:r>
+        <w:rPr>
+          <w:rFonts w:ascii="Consolas" w:hAnsi="Consolas"/>
+        </w:rPr>
+        <w:t>Admin</w:t>
+      </w:r>
+      <w:r>
+        <w:t xml:space="preserve"> and </w:t>
+      </w:r>
+      <w:r>
+        <w:rPr>
+          <w:rFonts w:ascii="Consolas" w:hAnsi="Consolas"/>
+        </w:rPr>
+        <w:t>Manager</w:t>
+      </w:r>
+      <w:r>
+        <w:t xml:space="preserve"> users are notified in the dashboard.</w:t>
+      </w:r>
+    </w:p>
+    <w:p/>
+    <w:p>
+      <w:pPr>
+        <w:pStyle w:val="Heading1"/>
+      </w:pPr>
+      <w:r>
+        <w:t>11. Common tasks</w:t>
+      </w:r>
+    </w:p>
+    <w:p>
+      <w:pPr>
+        <w:pStyle w:val="Heading2"/>
+      </w:pPr>
+      <w:r>
+        <w:t>10.1 Check an event before delivery</w:t>
+      </w:r>
+    </w:p>
+    <w:p>
+      <w:pPr>
+        <w:pStyle w:val="ManualNumber"/>
+      </w:pPr>
+      <w:r>
+        <w:t xml:space="preserve">Open </w:t>
+      </w:r>
+      <w:r>
+        <w:rPr>
+          <w:rFonts w:ascii="Consolas" w:hAnsi="Consolas"/>
+        </w:rPr>
+        <w:t>ML Dashboard</w:t>
+      </w:r>
+      <w:r>
+        <w:t>.</w:t>
+      </w:r>
+    </w:p>
+    <w:p>
+      <w:pPr>
+        <w:pStyle w:val="ManualNumber"/>
+      </w:pPr>
+      <w:r>
+        <w:t>Set region and timeframe.</w:t>
+      </w:r>
+    </w:p>
+    <w:p>
+      <w:pPr>
+        <w:pStyle w:val="ManualNumber"/>
+      </w:pPr>
+      <w:r>
+        <w:t>Choose the event.</w:t>
+      </w:r>
+    </w:p>
+    <w:p>
+      <w:pPr>
+        <w:pStyle w:val="ManualNumber"/>
+      </w:pPr>
+      <w:r>
+        <w:t xml:space="preserve">Review </w:t>
+      </w:r>
+      <w:r>
+        <w:rPr>
+          <w:rFonts w:ascii="Consolas" w:hAnsi="Consolas"/>
+        </w:rPr>
+        <w:t>Event Details</w:t>
+      </w:r>
+      <w:r>
+        <w:t>.</w:t>
+      </w:r>
+    </w:p>
+    <w:p>
+      <w:pPr>
+        <w:pStyle w:val="ManualNumber"/>
+      </w:pPr>
+      <w:r>
+        <w:t>Review participant information where available.</w:t>
+      </w:r>
+    </w:p>
+    <w:p>
+      <w:pPr>
+        <w:pStyle w:val="ManualNumber"/>
+      </w:pPr>
+      <w:r>
+        <w:t>Review medical and emergency detail where appropriate.</w:t>
+      </w:r>
+    </w:p>
+    <w:p/>
+    <w:p>
+      <w:pPr>
+        <w:pStyle w:val="Heading2"/>
+      </w:pPr>
+      <w:r>
+        <w:t>10.2 Confirm participant information after delivery</w:t>
+      </w:r>
+    </w:p>
+    <w:p>
+      <w:pPr>
+        <w:pStyle w:val="ManualNumber"/>
+      </w:pPr>
+      <w:r>
+        <w:t xml:space="preserve">Open </w:t>
+      </w:r>
+      <w:r>
+        <w:rPr>
+          <w:rFonts w:ascii="Consolas" w:hAnsi="Consolas"/>
+        </w:rPr>
+        <w:t>ML Dashboard</w:t>
+      </w:r>
+      <w:r>
+        <w:t>.</w:t>
+      </w:r>
+    </w:p>
+    <w:p>
+      <w:pPr>
+        <w:pStyle w:val="ManualNumber"/>
+      </w:pPr>
+      <w:r>
+        <w:t>Choose the event.</w:t>
+      </w:r>
+    </w:p>
+    <w:p>
+      <w:pPr>
+        <w:pStyle w:val="ManualNumber"/>
+      </w:pPr>
+      <w:r>
+        <w:t>Open the participant selector.</w:t>
+      </w:r>
+    </w:p>
+    <w:p>
+      <w:pPr>
+        <w:pStyle w:val="ManualNumber"/>
+      </w:pPr>
+      <w:r>
+        <w:t>Review the available participant detail carefully.</w:t>
+      </w:r>
+    </w:p>
+    <w:p>
+      <w:pPr>
+        <w:pStyle w:val="ManualNumber"/>
+      </w:pPr>
+      <w:r>
+        <w:t xml:space="preserve">If key information appears to be missing, ask a </w:t>
+      </w:r>
+      <w:r>
+        <w:rPr>
+          <w:rFonts w:ascii="Consolas" w:hAnsi="Consolas"/>
+        </w:rPr>
+        <w:t>Manager</w:t>
+      </w:r>
+      <w:r>
+        <w:t xml:space="preserve"> or </w:t>
+      </w:r>
+      <w:r>
+        <w:rPr>
+          <w:rFonts w:ascii="Consolas" w:hAnsi="Consolas"/>
+        </w:rPr>
+        <w:t>Admin</w:t>
+      </w:r>
+      <w:r>
+        <w:t xml:space="preserve"> to confirm the source data.</w:t>
+      </w:r>
+    </w:p>
+    <w:p/>
+    <w:p>
+      <w:pPr>
+        <w:pStyle w:val="Heading2"/>
+      </w:pPr>
+      <w:r>
+        <w:t>10.3 Add a case study after an event</w:t>
+      </w:r>
+    </w:p>
+    <w:p>
+      <w:pPr>
+        <w:pStyle w:val="ManualNumber"/>
+      </w:pPr>
+      <w:r>
+        <w:t xml:space="preserve">Open </w:t>
+      </w:r>
+      <w:r>
+        <w:rPr>
+          <w:rFonts w:ascii="Consolas" w:hAnsi="Consolas"/>
+        </w:rPr>
+        <w:t>Case Studies</w:t>
+      </w:r>
+      <w:r>
+        <w:t>.</w:t>
+      </w:r>
+    </w:p>
+    <w:p>
+      <w:pPr>
+        <w:pStyle w:val="ManualNumber"/>
+      </w:pPr>
+      <w:r>
+        <w:t>Filter first to avoid duplicates.</w:t>
+      </w:r>
+    </w:p>
+    <w:p>
+      <w:pPr>
+        <w:pStyle w:val="ManualNumber"/>
+      </w:pPr>
+      <w:r>
+        <w:t>Add the story with a clear title.</w:t>
+      </w:r>
+    </w:p>
+    <w:p>
+      <w:pPr>
+        <w:pStyle w:val="ManualNumber"/>
+      </w:pPr>
+      <w:r>
+        <w:t>Set the correct date and region.</w:t>
+      </w:r>
+    </w:p>
+    <w:p>
+      <w:pPr>
+        <w:pStyle w:val="ManualNumber"/>
+      </w:pPr>
+      <w:r>
+        <w:t>Submit and review the saved result.</w:t>
+      </w:r>
+    </w:p>
+    <w:p/>
+    <w:p>
+      <w:pPr>
+        <w:pStyle w:val="Heading2"/>
+      </w:pPr>
+      <w:r>
+        <w:t>10.4 Submit a data request</w:t>
+      </w:r>
+    </w:p>
+    <w:p>
+      <w:pPr>
+        <w:pStyle w:val="ManualNumber"/>
+      </w:pPr>
+      <w:r>
+        <w:t xml:space="preserve">Open </w:t>
+      </w:r>
+      <w:r>
+        <w:rPr>
+          <w:rFonts w:ascii="Consolas" w:hAnsi="Consolas"/>
+        </w:rPr>
+        <w:t>Data Request Form</w:t>
+      </w:r>
+      <w:r>
+        <w:t>.</w:t>
+      </w:r>
+    </w:p>
+    <w:p>
+      <w:pPr>
+        <w:pStyle w:val="ManualNumber"/>
+      </w:pPr>
+      <w:r>
+        <w:t>Complete all required fields.</w:t>
+      </w:r>
+    </w:p>
+    <w:p>
+      <w:pPr>
+        <w:pStyle w:val="ManualNumber"/>
+      </w:pPr>
+      <w:r>
+        <w:t>Submit the request.</w:t>
+      </w:r>
+    </w:p>
+    <w:p>
+      <w:pPr>
+        <w:pStyle w:val="ManualNumber"/>
+      </w:pPr>
+      <w:r>
+        <w:t>Wait for Manager or Admin follow-up.</w:t>
+      </w:r>
+    </w:p>
+    <w:p/>
+    <w:p>
+      <w:pPr>
+        <w:pStyle w:val="Heading1"/>
+      </w:pPr>
+      <w:r>
+        <w:t>12. Good working practice</w:t>
+      </w:r>
+    </w:p>
+    <w:p>
+      <w:pPr>
+        <w:pStyle w:val="ManualBullet"/>
+      </w:pPr>
+      <w:r>
+        <w:t>set the correct date range before choosing an event</w:t>
+      </w:r>
+    </w:p>
+    <w:p>
+      <w:pPr>
+        <w:pStyle w:val="ManualBullet"/>
+      </w:pPr>
+      <w:r>
+        <w:t>confirm the event details before reviewing participants</w:t>
+      </w:r>
+    </w:p>
+    <w:p>
+      <w:pPr>
+        <w:pStyle w:val="ManualBullet"/>
+      </w:pPr>
+      <w:r>
+        <w:t>review medical and emergency information only where needed</w:t>
+      </w:r>
+    </w:p>
+    <w:p>
+      <w:pPr>
+        <w:pStyle w:val="ManualBullet"/>
+      </w:pPr>
+      <w:r>
+        <w:t>report missing or surprising data if the event should contain it</w:t>
+      </w:r>
+    </w:p>
+    <w:p>
+      <w:pPr>
+        <w:pStyle w:val="ManualBullet"/>
+      </w:pPr>
+      <w:r>
+        <w:t>use the dashboard for operational need, not casual browsing</w:t>
+      </w:r>
+    </w:p>
+    <w:p>
+      <w:pPr>
+        <w:pStyle w:val="ManualBullet"/>
+      </w:pPr>
+      <w:r>
+        <w:t>use the Data Request Form for permission questions rather than informal messages</w:t>
+      </w:r>
+    </w:p>
+    <w:p/>
+    <w:p>
+      <w:pPr>
+        <w:pStyle w:val="Heading1"/>
+      </w:pPr>
+      <w:r>
+        <w:t>13. Troubleshooting</w:t>
+      </w:r>
+    </w:p>
+    <w:p>
+      <w:pPr>
+        <w:pStyle w:val="Heading2"/>
+      </w:pPr>
+      <w:r>
+        <w:t>No events are showing</w:t>
+      </w:r>
+    </w:p>
+    <w:p>
+      <w:pPr>
+        <w:pStyle w:val="ManualNumber"/>
+      </w:pPr>
+      <w:r>
+        <w:t>Widen the timeframe.</w:t>
+      </w:r>
+    </w:p>
+    <w:p>
+      <w:pPr>
+        <w:pStyle w:val="ManualNumber"/>
+      </w:pPr>
+      <w:r>
+        <w:t xml:space="preserve">Switch to </w:t>
       </w:r>
       <w:r>
         <w:rPr>
@@ -891,13 +1940,42 @@
         </w:rPr>
         <w:t>All Regions</w:t>
       </w:r>
+      <w:r>
+        <w:t>.</w:t>
+      </w:r>
     </w:p>
     <w:p>
       <w:pPr>
-        <w:pStyle w:val="ManualBullet"/>
-      </w:pPr>
-      <w:r>
-        <w:t>check that the event exists in Beacon and has synced</w:t>
+        <w:pStyle w:val="ManualNumber"/>
+      </w:pPr>
+      <w:r>
+        <w:t>Check again in the event selector.</w:t>
+      </w:r>
+    </w:p>
+    <w:p>
+      <w:pPr>
+        <w:pStyle w:val="ManualNumber"/>
+      </w:pPr>
+      <w:r>
+        <w:t xml:space="preserve">If still missing, ask a </w:t>
+      </w:r>
+      <w:r>
+        <w:rPr>
+          <w:rFonts w:ascii="Consolas" w:hAnsi="Consolas"/>
+        </w:rPr>
+        <w:t>Manager</w:t>
+      </w:r>
+      <w:r>
+        <w:t xml:space="preserve"> or </w:t>
+      </w:r>
+      <w:r>
+        <w:rPr>
+          <w:rFonts w:ascii="Consolas" w:hAnsi="Consolas"/>
+        </w:rPr>
+        <w:t>Admin</w:t>
+      </w:r>
+      <w:r>
+        <w:t xml:space="preserve"> to confirm the event has synced.</w:t>
       </w:r>
     </w:p>
     <w:p/>
@@ -914,7 +1992,7 @@
         <w:pStyle w:val="ManualBullet"/>
       </w:pPr>
       <w:r>
-        <w:t>some events only include counts or partial attendee data</w:t>
+        <w:t>some events include only counts or partial attendee data</w:t>
       </w:r>
     </w:p>
     <w:p>
@@ -922,7 +2000,7 @@
         <w:pStyle w:val="ManualBullet"/>
       </w:pPr>
       <w:r>
-        <w:t>this depends on the source data</w:t>
+        <w:t>visibility depends on what exists in the source data</w:t>
       </w:r>
     </w:p>
     <w:p/>
@@ -931,7 +2009,7 @@
         <w:pStyle w:val="Heading2"/>
       </w:pPr>
       <w:r>
-        <w:t>Medical or emergency details are blank</w:t>
+        <w:t>Medical or emergency sections are blank</w:t>
       </w:r>
     </w:p>
     <w:p>
@@ -939,7 +2017,7 @@
         <w:pStyle w:val="ManualBullet"/>
       </w:pPr>
       <w:r>
-        <w:t>the source record may not contain those fields</w:t>
+        <w:t>the source record may not contain those values</w:t>
       </w:r>
     </w:p>
     <w:p>
@@ -947,7 +2025,7 @@
         <w:pStyle w:val="ManualBullet"/>
       </w:pPr>
       <w:r>
-        <w:t>not all events include them</w:t>
+        <w:t>not every event includes them</w:t>
       </w:r>
     </w:p>
     <w:p/>
@@ -956,31 +2034,39 @@
         <w:pStyle w:val="Heading2"/>
       </w:pPr>
       <w:r>
-        <w:t>The wrong event is selected</w:t>
+        <w:t>The wrong event appears selected</w:t>
       </w:r>
     </w:p>
     <w:p>
       <w:pPr>
-        <w:pStyle w:val="ManualBullet"/>
-      </w:pPr>
-      <w:r>
-        <w:t>check the date in the event selector</w:t>
+        <w:pStyle w:val="ManualNumber"/>
+      </w:pPr>
+      <w:r>
+        <w:t>Check the date in the selector.</w:t>
       </w:r>
     </w:p>
     <w:p>
       <w:pPr>
-        <w:pStyle w:val="ManualBullet"/>
-      </w:pPr>
-      <w:r>
-        <w:t>adjust the region and timeframe filters</w:t>
+        <w:pStyle w:val="ManualNumber"/>
+      </w:pPr>
+      <w:r>
+        <w:t>Adjust region and timeframe.</w:t>
       </w:r>
     </w:p>
     <w:p>
       <w:pPr>
-        <w:pStyle w:val="ManualBullet"/>
-      </w:pPr>
-      <w:r>
-        <w:t>choose the event again after changing filters</w:t>
+        <w:pStyle w:val="ManualNumber"/>
+      </w:pPr>
+      <w:r>
+        <w:t>Choose the event again.</w:t>
+      </w:r>
+    </w:p>
+    <w:p>
+      <w:pPr>
+        <w:pStyle w:val="ManualNumber"/>
+      </w:pPr>
+      <w:r>
+        <w:t>Confirm the event details before continuing.</w:t>
       </w:r>
     </w:p>
     <w:sectPr>

--- a/docs/manuals/docx/ML-MANUAL.docx
+++ b/docs/manuals/docx/ML-MANUAL.docx
@@ -2,11 +2,2410 @@
 <file path=word/document.xml><?xml version="1.0" encoding="utf-8"?>
 <w:document xmlns:wpc="http://schemas.microsoft.com/office/word/2010/wordprocessingCanvas" xmlns:cx="http://schemas.microsoft.com/office/drawing/2014/chartex" xmlns:cx1="http://schemas.microsoft.com/office/drawing/2015/9/8/chartex" xmlns:cx2="http://schemas.microsoft.com/office/drawing/2015/10/21/chartex" xmlns:cx3="http://schemas.microsoft.com/office/drawing/2016/5/9/chartex" xmlns:cx4="http://schemas.microsoft.com/office/drawing/2016/5/10/chartex" xmlns:cx5="http://schemas.microsoft.com/office/drawing/2016/5/11/chartex" xmlns:cx6="http://schemas.microsoft.com/office/drawing/2016/5/12/chartex" xmlns:cx7="http://schemas.microsoft.com/office/drawing/2016/5/13/chartex" xmlns:cx8="http://schemas.microsoft.com/office/drawing/2016/5/14/chartex" xmlns:mc="http://schemas.openxmlformats.org/markup-compatibility/2006" xmlns:aink="http://schemas.microsoft.com/office/drawing/2016/ink" xmlns:am3d="http://schemas.microsoft.com/office/drawing/2017/model3d" xmlns:o="urn:schemas-microsoft-com:office:office" xmlns:oel="http://schemas.microsoft.com/office/2019/extlst" xmlns:r="http://schemas.openxmlformats.org/officeDocument/2006/relationships" xmlns:m="http://schemas.openxmlformats.org/officeDocument/2006/math" xmlns:v="urn:schemas-microsoft-com:vml" xmlns:wp14="http://schemas.microsoft.com/office/word/2010/wordprocessingDrawing" xmlns:wp="http://schemas.openxmlformats.org/drawingml/2006/wordprocessingDrawing" xmlns:w10="urn:schemas-microsoft-com:office:word" xmlns:w="http://schemas.openxmlformats.org/wordprocessingml/2006/main" xmlns:w14="http://schemas.microsoft.com/office/word/2010/wordml" xmlns:w15="http://schemas.microsoft.com/office/word/2012/wordml" xmlns:w16cex="http://schemas.microsoft.com/office/word/2018/wordml/cex" xmlns:w16cid="http://schemas.microsoft.com/office/word/2016/wordml/cid" xmlns:w16="http://schemas.microsoft.com/office/word/2018/wordml" xmlns:w16du="http://schemas.microsoft.com/office/word/2023/wordml/word16du" xmlns:w16sdtdh="http://schemas.microsoft.com/office/word/2020/wordml/sdtdatahash" xmlns:w16sdtfl="http://schemas.microsoft.com/office/word/2024/wordml/sdtformatlock" xmlns:w16se="http://schemas.microsoft.com/office/word/2015/wordml/symex" xmlns:wpg="http://schemas.microsoft.com/office/word/2010/wordprocessingGroup" xmlns:wpi="http://schemas.microsoft.com/office/word/2010/wordprocessingInk" xmlns:wne="http://schemas.microsoft.com/office/word/2006/wordml" xmlns:wps="http://schemas.microsoft.com/office/word/2010/wordprocessingShape" mc:Ignorable="w14 w15 w16se w16cid w16 w16cex w16sdtdh w16sdtfl w16du wp14">
   <w:body>
+    <w:p/>
+    <w:p/>
+    <w:p>
+      <w:pPr>
+        <w:jc w:val="center"/>
+      </w:pPr>
+      <w:r>
+        <w:rPr>
+          <w:b/>
+          <w:sz w:val="48"/>
+        </w:rPr>
+        <w:t>Mountain Leader Dashboard Manual</w:t>
+      </w:r>
+    </w:p>
+    <w:p>
+      <w:pPr>
+        <w:jc w:val="center"/>
+      </w:pPr>
+      <w:r>
+        <w:rPr>
+          <w:sz w:val="24"/>
+        </w:rPr>
+        <w:t>Audience: `ML` users</w:t>
+      </w:r>
+    </w:p>
+    <w:p>
+      <w:pPr>
+        <w:jc w:val="center"/>
+      </w:pPr>
+      <w:r>
+        <w:t>Generated: RPL-KPIs</w:t>
+      </w:r>
+    </w:p>
+    <w:p>
+      <w:pPr>
+        <w:jc w:val="center"/>
+      </w:pPr>
+      <w:r>
+        <w:t>Mind Over Mountains Dashboard Guide</w:t>
+      </w:r>
+    </w:p>
+    <w:p>
+      <w:r>
+        <w:br w:type="page"/>
+      </w:r>
+    </w:p>
+    <w:p>
+      <w:pPr>
+        <w:pStyle w:val="Heading1"/>
+      </w:pPr>
+      <w:bookmarkStart w:id="0" w:name="_Toc226493665"/>
+      <w:r>
+        <w:lastRenderedPageBreak/>
+        <w:t>Contents</w:t>
+      </w:r>
+      <w:bookmarkEnd w:id="0"/>
+    </w:p>
+    <w:p>
+      <w:pPr>
+        <w:pStyle w:val="TOC1"/>
+        <w:tabs>
+          <w:tab w:val="right" w:leader="dot" w:pos="9595"/>
+        </w:tabs>
+        <w:rPr>
+          <w:noProof/>
+        </w:rPr>
+      </w:pPr>
+      <w:r>
+        <w:fldChar w:fldCharType="begin"/>
+      </w:r>
+      <w:r>
+        <w:instrText xml:space="preserve"> TOC \o "1-3" \h \z \u </w:instrText>
+      </w:r>
+      <w:r>
+        <w:fldChar w:fldCharType="separate"/>
+      </w:r>
+      <w:hyperlink w:anchor="_Toc226493665" w:history="1">
+        <w:r>
+          <w:rPr>
+            <w:rStyle w:val="Hyperlink"/>
+            <w:noProof/>
+          </w:rPr>
+          <w:t>Contents</w:t>
+        </w:r>
+        <w:r>
+          <w:rPr>
+            <w:noProof/>
+            <w:webHidden/>
+          </w:rPr>
+          <w:tab/>
+        </w:r>
+        <w:r>
+          <w:rPr>
+            <w:noProof/>
+            <w:webHidden/>
+          </w:rPr>
+          <w:fldChar w:fldCharType="begin"/>
+        </w:r>
+        <w:r>
+          <w:rPr>
+            <w:noProof/>
+            <w:webHidden/>
+          </w:rPr>
+          <w:instrText xml:space="preserve"> PAGEREF _Toc226493665 \h </w:instrText>
+        </w:r>
+        <w:r>
+          <w:rPr>
+            <w:noProof/>
+            <w:webHidden/>
+          </w:rPr>
+        </w:r>
+        <w:r>
+          <w:rPr>
+            <w:noProof/>
+            <w:webHidden/>
+          </w:rPr>
+          <w:fldChar w:fldCharType="separate"/>
+        </w:r>
+        <w:r>
+          <w:rPr>
+            <w:noProof/>
+            <w:webHidden/>
+          </w:rPr>
+          <w:t>2</w:t>
+        </w:r>
+        <w:r>
+          <w:rPr>
+            <w:noProof/>
+            <w:webHidden/>
+          </w:rPr>
+          <w:fldChar w:fldCharType="end"/>
+        </w:r>
+      </w:hyperlink>
+    </w:p>
+    <w:p>
+      <w:pPr>
+        <w:pStyle w:val="TOC1"/>
+        <w:tabs>
+          <w:tab w:val="right" w:leader="dot" w:pos="9595"/>
+        </w:tabs>
+        <w:rPr>
+          <w:noProof/>
+        </w:rPr>
+      </w:pPr>
+      <w:hyperlink w:anchor="_Toc226493666" w:history="1">
+        <w:r>
+          <w:rPr>
+            <w:rStyle w:val="Hyperlink"/>
+            <w:noProof/>
+          </w:rPr>
+          <w:t>1. Introduction</w:t>
+        </w:r>
+        <w:r>
+          <w:rPr>
+            <w:noProof/>
+            <w:webHidden/>
+          </w:rPr>
+          <w:tab/>
+        </w:r>
+        <w:r>
+          <w:rPr>
+            <w:noProof/>
+            <w:webHidden/>
+          </w:rPr>
+          <w:fldChar w:fldCharType="begin"/>
+        </w:r>
+        <w:r>
+          <w:rPr>
+            <w:noProof/>
+            <w:webHidden/>
+          </w:rPr>
+          <w:instrText xml:space="preserve"> PAGEREF _Toc226493666 \h </w:instrText>
+        </w:r>
+        <w:r>
+          <w:rPr>
+            <w:noProof/>
+            <w:webHidden/>
+          </w:rPr>
+        </w:r>
+        <w:r>
+          <w:rPr>
+            <w:noProof/>
+            <w:webHidden/>
+          </w:rPr>
+          <w:fldChar w:fldCharType="separate"/>
+        </w:r>
+        <w:r>
+          <w:rPr>
+            <w:noProof/>
+            <w:webHidden/>
+          </w:rPr>
+          <w:t>4</w:t>
+        </w:r>
+        <w:r>
+          <w:rPr>
+            <w:noProof/>
+            <w:webHidden/>
+          </w:rPr>
+          <w:fldChar w:fldCharType="end"/>
+        </w:r>
+      </w:hyperlink>
+    </w:p>
+    <w:p>
+      <w:pPr>
+        <w:pStyle w:val="TOC1"/>
+        <w:tabs>
+          <w:tab w:val="right" w:leader="dot" w:pos="9595"/>
+        </w:tabs>
+        <w:rPr>
+          <w:noProof/>
+        </w:rPr>
+      </w:pPr>
+      <w:hyperlink w:anchor="_Toc226493667" w:history="1">
+        <w:r>
+          <w:rPr>
+            <w:rStyle w:val="Hyperlink"/>
+            <w:noProof/>
+          </w:rPr>
+          <w:t>2. Before you begin</w:t>
+        </w:r>
+        <w:r>
+          <w:rPr>
+            <w:noProof/>
+            <w:webHidden/>
+          </w:rPr>
+          <w:tab/>
+        </w:r>
+        <w:r>
+          <w:rPr>
+            <w:noProof/>
+            <w:webHidden/>
+          </w:rPr>
+          <w:fldChar w:fldCharType="begin"/>
+        </w:r>
+        <w:r>
+          <w:rPr>
+            <w:noProof/>
+            <w:webHidden/>
+          </w:rPr>
+          <w:instrText xml:space="preserve"> PAGEREF _Toc226493667 \h </w:instrText>
+        </w:r>
+        <w:r>
+          <w:rPr>
+            <w:noProof/>
+            <w:webHidden/>
+          </w:rPr>
+        </w:r>
+        <w:r>
+          <w:rPr>
+            <w:noProof/>
+            <w:webHidden/>
+          </w:rPr>
+          <w:fldChar w:fldCharType="separate"/>
+        </w:r>
+        <w:r>
+          <w:rPr>
+            <w:noProof/>
+            <w:webHidden/>
+          </w:rPr>
+          <w:t>5</w:t>
+        </w:r>
+        <w:r>
+          <w:rPr>
+            <w:noProof/>
+            <w:webHidden/>
+          </w:rPr>
+          <w:fldChar w:fldCharType="end"/>
+        </w:r>
+      </w:hyperlink>
+    </w:p>
+    <w:p>
+      <w:pPr>
+        <w:pStyle w:val="TOC1"/>
+        <w:tabs>
+          <w:tab w:val="right" w:leader="dot" w:pos="9595"/>
+        </w:tabs>
+        <w:rPr>
+          <w:noProof/>
+        </w:rPr>
+      </w:pPr>
+      <w:hyperlink w:anchor="_Toc226493668" w:history="1">
+        <w:r>
+          <w:rPr>
+            <w:rStyle w:val="Hyperlink"/>
+            <w:noProof/>
+          </w:rPr>
+          <w:t>3. What the ML role is for</w:t>
+        </w:r>
+        <w:r>
+          <w:rPr>
+            <w:noProof/>
+            <w:webHidden/>
+          </w:rPr>
+          <w:tab/>
+        </w:r>
+        <w:r>
+          <w:rPr>
+            <w:noProof/>
+            <w:webHidden/>
+          </w:rPr>
+          <w:fldChar w:fldCharType="begin"/>
+        </w:r>
+        <w:r>
+          <w:rPr>
+            <w:noProof/>
+            <w:webHidden/>
+          </w:rPr>
+          <w:instrText xml:space="preserve"> PAGEREF _Toc226493668 \h </w:instrText>
+        </w:r>
+        <w:r>
+          <w:rPr>
+            <w:noProof/>
+            <w:webHidden/>
+          </w:rPr>
+        </w:r>
+        <w:r>
+          <w:rPr>
+            <w:noProof/>
+            <w:webHidden/>
+          </w:rPr>
+          <w:fldChar w:fldCharType="separate"/>
+        </w:r>
+        <w:r>
+          <w:rPr>
+            <w:noProof/>
+            <w:webHidden/>
+          </w:rPr>
+          <w:t>6</w:t>
+        </w:r>
+        <w:r>
+          <w:rPr>
+            <w:noProof/>
+            <w:webHidden/>
+          </w:rPr>
+          <w:fldChar w:fldCharType="end"/>
+        </w:r>
+      </w:hyperlink>
+    </w:p>
+    <w:p>
+      <w:pPr>
+        <w:pStyle w:val="TOC1"/>
+        <w:tabs>
+          <w:tab w:val="right" w:leader="dot" w:pos="9595"/>
+        </w:tabs>
+        <w:rPr>
+          <w:noProof/>
+        </w:rPr>
+      </w:pPr>
+      <w:hyperlink w:anchor="_Toc226493669" w:history="1">
+        <w:r>
+          <w:rPr>
+            <w:rStyle w:val="Hyperlink"/>
+            <w:noProof/>
+          </w:rPr>
+          <w:t>4. Finding the right event</w:t>
+        </w:r>
+        <w:r>
+          <w:rPr>
+            <w:noProof/>
+            <w:webHidden/>
+          </w:rPr>
+          <w:tab/>
+        </w:r>
+        <w:r>
+          <w:rPr>
+            <w:noProof/>
+            <w:webHidden/>
+          </w:rPr>
+          <w:fldChar w:fldCharType="begin"/>
+        </w:r>
+        <w:r>
+          <w:rPr>
+            <w:noProof/>
+            <w:webHidden/>
+          </w:rPr>
+          <w:instrText xml:space="preserve"> PAGEREF _Toc226493669 \h </w:instrText>
+        </w:r>
+        <w:r>
+          <w:rPr>
+            <w:noProof/>
+            <w:webHidden/>
+          </w:rPr>
+        </w:r>
+        <w:r>
+          <w:rPr>
+            <w:noProof/>
+            <w:webHidden/>
+          </w:rPr>
+          <w:fldChar w:fldCharType="separate"/>
+        </w:r>
+        <w:r>
+          <w:rPr>
+            <w:noProof/>
+            <w:webHidden/>
+          </w:rPr>
+          <w:t>6</w:t>
+        </w:r>
+        <w:r>
+          <w:rPr>
+            <w:noProof/>
+            <w:webHidden/>
+          </w:rPr>
+          <w:fldChar w:fldCharType="end"/>
+        </w:r>
+      </w:hyperlink>
+    </w:p>
+    <w:p>
+      <w:pPr>
+        <w:pStyle w:val="TOC2"/>
+        <w:tabs>
+          <w:tab w:val="right" w:leader="dot" w:pos="9595"/>
+        </w:tabs>
+        <w:rPr>
+          <w:noProof/>
+        </w:rPr>
+      </w:pPr>
+      <w:hyperlink w:anchor="_Toc226493670" w:history="1">
+        <w:r>
+          <w:rPr>
+            <w:rStyle w:val="Hyperlink"/>
+            <w:noProof/>
+          </w:rPr>
+          <w:t>4.1 Recommended workflow</w:t>
+        </w:r>
+        <w:r>
+          <w:rPr>
+            <w:noProof/>
+            <w:webHidden/>
+          </w:rPr>
+          <w:tab/>
+        </w:r>
+        <w:r>
+          <w:rPr>
+            <w:noProof/>
+            <w:webHidden/>
+          </w:rPr>
+          <w:fldChar w:fldCharType="begin"/>
+        </w:r>
+        <w:r>
+          <w:rPr>
+            <w:noProof/>
+            <w:webHidden/>
+          </w:rPr>
+          <w:instrText xml:space="preserve"> PAGEREF _Toc226493670 \h </w:instrText>
+        </w:r>
+        <w:r>
+          <w:rPr>
+            <w:noProof/>
+            <w:webHidden/>
+          </w:rPr>
+        </w:r>
+        <w:r>
+          <w:rPr>
+            <w:noProof/>
+            <w:webHidden/>
+          </w:rPr>
+          <w:fldChar w:fldCharType="separate"/>
+        </w:r>
+        <w:r>
+          <w:rPr>
+            <w:noProof/>
+            <w:webHidden/>
+          </w:rPr>
+          <w:t>7</w:t>
+        </w:r>
+        <w:r>
+          <w:rPr>
+            <w:noProof/>
+            <w:webHidden/>
+          </w:rPr>
+          <w:fldChar w:fldCharType="end"/>
+        </w:r>
+      </w:hyperlink>
+    </w:p>
+    <w:p>
+      <w:pPr>
+        <w:pStyle w:val="TOC2"/>
+        <w:tabs>
+          <w:tab w:val="right" w:leader="dot" w:pos="9595"/>
+        </w:tabs>
+        <w:rPr>
+          <w:noProof/>
+        </w:rPr>
+      </w:pPr>
+      <w:hyperlink w:anchor="_Toc226493671" w:history="1">
+        <w:r>
+          <w:rPr>
+            <w:rStyle w:val="Hyperlink"/>
+            <w:noProof/>
+          </w:rPr>
+          <w:t>4.2 If the event is not visible</w:t>
+        </w:r>
+        <w:r>
+          <w:rPr>
+            <w:noProof/>
+            <w:webHidden/>
+          </w:rPr>
+          <w:tab/>
+        </w:r>
+        <w:r>
+          <w:rPr>
+            <w:noProof/>
+            <w:webHidden/>
+          </w:rPr>
+          <w:fldChar w:fldCharType="begin"/>
+        </w:r>
+        <w:r>
+          <w:rPr>
+            <w:noProof/>
+            <w:webHidden/>
+          </w:rPr>
+          <w:instrText xml:space="preserve"> PAGEREF _Toc226493671 \h </w:instrText>
+        </w:r>
+        <w:r>
+          <w:rPr>
+            <w:noProof/>
+            <w:webHidden/>
+          </w:rPr>
+        </w:r>
+        <w:r>
+          <w:rPr>
+            <w:noProof/>
+            <w:webHidden/>
+          </w:rPr>
+          <w:fldChar w:fldCharType="separate"/>
+        </w:r>
+        <w:r>
+          <w:rPr>
+            <w:noProof/>
+            <w:webHidden/>
+          </w:rPr>
+          <w:t>7</w:t>
+        </w:r>
+        <w:r>
+          <w:rPr>
+            <w:noProof/>
+            <w:webHidden/>
+          </w:rPr>
+          <w:fldChar w:fldCharType="end"/>
+        </w:r>
+      </w:hyperlink>
+    </w:p>
+    <w:p>
+      <w:pPr>
+        <w:pStyle w:val="TOC1"/>
+        <w:tabs>
+          <w:tab w:val="right" w:leader="dot" w:pos="9595"/>
+        </w:tabs>
+        <w:rPr>
+          <w:noProof/>
+        </w:rPr>
+      </w:pPr>
+      <w:hyperlink w:anchor="_Toc226493672" w:history="1">
+        <w:r>
+          <w:rPr>
+            <w:rStyle w:val="Hyperlink"/>
+            <w:noProof/>
+          </w:rPr>
+          <w:t>5. Event Details</w:t>
+        </w:r>
+        <w:r>
+          <w:rPr>
+            <w:noProof/>
+            <w:webHidden/>
+          </w:rPr>
+          <w:tab/>
+        </w:r>
+        <w:r>
+          <w:rPr>
+            <w:noProof/>
+            <w:webHidden/>
+          </w:rPr>
+          <w:fldChar w:fldCharType="begin"/>
+        </w:r>
+        <w:r>
+          <w:rPr>
+            <w:noProof/>
+            <w:webHidden/>
+          </w:rPr>
+          <w:instrText xml:space="preserve"> PAGEREF _Toc226493672 \h </w:instrText>
+        </w:r>
+        <w:r>
+          <w:rPr>
+            <w:noProof/>
+            <w:webHidden/>
+          </w:rPr>
+        </w:r>
+        <w:r>
+          <w:rPr>
+            <w:noProof/>
+            <w:webHidden/>
+          </w:rPr>
+          <w:fldChar w:fldCharType="separate"/>
+        </w:r>
+        <w:r>
+          <w:rPr>
+            <w:noProof/>
+            <w:webHidden/>
+          </w:rPr>
+          <w:t>7</w:t>
+        </w:r>
+        <w:r>
+          <w:rPr>
+            <w:noProof/>
+            <w:webHidden/>
+          </w:rPr>
+          <w:fldChar w:fldCharType="end"/>
+        </w:r>
+      </w:hyperlink>
+    </w:p>
+    <w:p>
+      <w:pPr>
+        <w:pStyle w:val="TOC2"/>
+        <w:tabs>
+          <w:tab w:val="right" w:leader="dot" w:pos="9595"/>
+        </w:tabs>
+        <w:rPr>
+          <w:noProof/>
+        </w:rPr>
+      </w:pPr>
+      <w:hyperlink w:anchor="_Toc226493673" w:history="1">
+        <w:r>
+          <w:rPr>
+            <w:rStyle w:val="Hyperlink"/>
+            <w:noProof/>
+          </w:rPr>
+          <w:t>5.1 Why this section matters</w:t>
+        </w:r>
+        <w:r>
+          <w:rPr>
+            <w:noProof/>
+            <w:webHidden/>
+          </w:rPr>
+          <w:tab/>
+        </w:r>
+        <w:r>
+          <w:rPr>
+            <w:noProof/>
+            <w:webHidden/>
+          </w:rPr>
+          <w:fldChar w:fldCharType="begin"/>
+        </w:r>
+        <w:r>
+          <w:rPr>
+            <w:noProof/>
+            <w:webHidden/>
+          </w:rPr>
+          <w:instrText xml:space="preserve"> PAGEREF _Toc226493673 \h </w:instrText>
+        </w:r>
+        <w:r>
+          <w:rPr>
+            <w:noProof/>
+            <w:webHidden/>
+          </w:rPr>
+        </w:r>
+        <w:r>
+          <w:rPr>
+            <w:noProof/>
+            <w:webHidden/>
+          </w:rPr>
+          <w:fldChar w:fldCharType="separate"/>
+        </w:r>
+        <w:r>
+          <w:rPr>
+            <w:noProof/>
+            <w:webHidden/>
+          </w:rPr>
+          <w:t>8</w:t>
+        </w:r>
+        <w:r>
+          <w:rPr>
+            <w:noProof/>
+            <w:webHidden/>
+          </w:rPr>
+          <w:fldChar w:fldCharType="end"/>
+        </w:r>
+      </w:hyperlink>
+    </w:p>
+    <w:p>
+      <w:pPr>
+        <w:pStyle w:val="TOC2"/>
+        <w:tabs>
+          <w:tab w:val="right" w:leader="dot" w:pos="9595"/>
+        </w:tabs>
+        <w:rPr>
+          <w:noProof/>
+        </w:rPr>
+      </w:pPr>
+      <w:hyperlink w:anchor="_Toc226493674" w:history="1">
+        <w:r>
+          <w:rPr>
+            <w:rStyle w:val="Hyperlink"/>
+            <w:noProof/>
+          </w:rPr>
+          <w:t>5.2 Step-by-step review</w:t>
+        </w:r>
+        <w:r>
+          <w:rPr>
+            <w:noProof/>
+            <w:webHidden/>
+          </w:rPr>
+          <w:tab/>
+        </w:r>
+        <w:r>
+          <w:rPr>
+            <w:noProof/>
+            <w:webHidden/>
+          </w:rPr>
+          <w:fldChar w:fldCharType="begin"/>
+        </w:r>
+        <w:r>
+          <w:rPr>
+            <w:noProof/>
+            <w:webHidden/>
+          </w:rPr>
+          <w:instrText xml:space="preserve"> PAGEREF _Toc226493674 \h </w:instrText>
+        </w:r>
+        <w:r>
+          <w:rPr>
+            <w:noProof/>
+            <w:webHidden/>
+          </w:rPr>
+        </w:r>
+        <w:r>
+          <w:rPr>
+            <w:noProof/>
+            <w:webHidden/>
+          </w:rPr>
+          <w:fldChar w:fldCharType="separate"/>
+        </w:r>
+        <w:r>
+          <w:rPr>
+            <w:noProof/>
+            <w:webHidden/>
+          </w:rPr>
+          <w:t>8</w:t>
+        </w:r>
+        <w:r>
+          <w:rPr>
+            <w:noProof/>
+            <w:webHidden/>
+          </w:rPr>
+          <w:fldChar w:fldCharType="end"/>
+        </w:r>
+      </w:hyperlink>
+    </w:p>
+    <w:p>
+      <w:pPr>
+        <w:pStyle w:val="TOC1"/>
+        <w:tabs>
+          <w:tab w:val="right" w:leader="dot" w:pos="9595"/>
+        </w:tabs>
+        <w:rPr>
+          <w:noProof/>
+        </w:rPr>
+      </w:pPr>
+      <w:hyperlink w:anchor="_Toc226493675" w:history="1">
+        <w:r>
+          <w:rPr>
+            <w:rStyle w:val="Hyperlink"/>
+            <w:noProof/>
+          </w:rPr>
+          <w:t>6. Participant information</w:t>
+        </w:r>
+        <w:r>
+          <w:rPr>
+            <w:noProof/>
+            <w:webHidden/>
+          </w:rPr>
+          <w:tab/>
+        </w:r>
+        <w:r>
+          <w:rPr>
+            <w:noProof/>
+            <w:webHidden/>
+          </w:rPr>
+          <w:fldChar w:fldCharType="begin"/>
+        </w:r>
+        <w:r>
+          <w:rPr>
+            <w:noProof/>
+            <w:webHidden/>
+          </w:rPr>
+          <w:instrText xml:space="preserve"> PAGEREF _Toc226493675 \h </w:instrText>
+        </w:r>
+        <w:r>
+          <w:rPr>
+            <w:noProof/>
+            <w:webHidden/>
+          </w:rPr>
+        </w:r>
+        <w:r>
+          <w:rPr>
+            <w:noProof/>
+            <w:webHidden/>
+          </w:rPr>
+          <w:fldChar w:fldCharType="separate"/>
+        </w:r>
+        <w:r>
+          <w:rPr>
+            <w:noProof/>
+            <w:webHidden/>
+          </w:rPr>
+          <w:t>8</w:t>
+        </w:r>
+        <w:r>
+          <w:rPr>
+            <w:noProof/>
+            <w:webHidden/>
+          </w:rPr>
+          <w:fldChar w:fldCharType="end"/>
+        </w:r>
+      </w:hyperlink>
+    </w:p>
+    <w:p>
+      <w:pPr>
+        <w:pStyle w:val="TOC2"/>
+        <w:tabs>
+          <w:tab w:val="right" w:leader="dot" w:pos="9595"/>
+        </w:tabs>
+        <w:rPr>
+          <w:noProof/>
+        </w:rPr>
+      </w:pPr>
+      <w:hyperlink w:anchor="_Toc226493676" w:history="1">
+        <w:r>
+          <w:rPr>
+            <w:rStyle w:val="Hyperlink"/>
+            <w:noProof/>
+          </w:rPr>
+          <w:t>6.1 Step-by-step participant review</w:t>
+        </w:r>
+        <w:r>
+          <w:rPr>
+            <w:noProof/>
+            <w:webHidden/>
+          </w:rPr>
+          <w:tab/>
+        </w:r>
+        <w:r>
+          <w:rPr>
+            <w:noProof/>
+            <w:webHidden/>
+          </w:rPr>
+          <w:fldChar w:fldCharType="begin"/>
+        </w:r>
+        <w:r>
+          <w:rPr>
+            <w:noProof/>
+            <w:webHidden/>
+          </w:rPr>
+          <w:instrText xml:space="preserve"> PAGEREF _Toc226493676 \h </w:instrText>
+        </w:r>
+        <w:r>
+          <w:rPr>
+            <w:noProof/>
+            <w:webHidden/>
+          </w:rPr>
+        </w:r>
+        <w:r>
+          <w:rPr>
+            <w:noProof/>
+            <w:webHidden/>
+          </w:rPr>
+          <w:fldChar w:fldCharType="separate"/>
+        </w:r>
+        <w:r>
+          <w:rPr>
+            <w:noProof/>
+            <w:webHidden/>
+          </w:rPr>
+          <w:t>9</w:t>
+        </w:r>
+        <w:r>
+          <w:rPr>
+            <w:noProof/>
+            <w:webHidden/>
+          </w:rPr>
+          <w:fldChar w:fldCharType="end"/>
+        </w:r>
+      </w:hyperlink>
+    </w:p>
+    <w:p>
+      <w:pPr>
+        <w:pStyle w:val="TOC2"/>
+        <w:tabs>
+          <w:tab w:val="right" w:leader="dot" w:pos="9595"/>
+        </w:tabs>
+        <w:rPr>
+          <w:noProof/>
+        </w:rPr>
+      </w:pPr>
+      <w:hyperlink w:anchor="_Toc226493677" w:history="1">
+        <w:r>
+          <w:rPr>
+            <w:rStyle w:val="Hyperlink"/>
+            <w:noProof/>
+          </w:rPr>
+          <w:t>6.2 Good practice</w:t>
+        </w:r>
+        <w:r>
+          <w:rPr>
+            <w:noProof/>
+            <w:webHidden/>
+          </w:rPr>
+          <w:tab/>
+        </w:r>
+        <w:r>
+          <w:rPr>
+            <w:noProof/>
+            <w:webHidden/>
+          </w:rPr>
+          <w:fldChar w:fldCharType="begin"/>
+        </w:r>
+        <w:r>
+          <w:rPr>
+            <w:noProof/>
+            <w:webHidden/>
+          </w:rPr>
+          <w:instrText xml:space="preserve"> PAGEREF _Toc226493677 \h </w:instrText>
+        </w:r>
+        <w:r>
+          <w:rPr>
+            <w:noProof/>
+            <w:webHidden/>
+          </w:rPr>
+        </w:r>
+        <w:r>
+          <w:rPr>
+            <w:noProof/>
+            <w:webHidden/>
+          </w:rPr>
+          <w:fldChar w:fldCharType="separate"/>
+        </w:r>
+        <w:r>
+          <w:rPr>
+            <w:noProof/>
+            <w:webHidden/>
+          </w:rPr>
+          <w:t>9</w:t>
+        </w:r>
+        <w:r>
+          <w:rPr>
+            <w:noProof/>
+            <w:webHidden/>
+          </w:rPr>
+          <w:fldChar w:fldCharType="end"/>
+        </w:r>
+      </w:hyperlink>
+    </w:p>
+    <w:p>
+      <w:pPr>
+        <w:pStyle w:val="TOC1"/>
+        <w:tabs>
+          <w:tab w:val="right" w:leader="dot" w:pos="9595"/>
+        </w:tabs>
+        <w:rPr>
+          <w:noProof/>
+        </w:rPr>
+      </w:pPr>
+      <w:hyperlink w:anchor="_Toc226493678" w:history="1">
+        <w:r>
+          <w:rPr>
+            <w:rStyle w:val="Hyperlink"/>
+            <w:noProof/>
+          </w:rPr>
+          <w:t>7. Medical and emergency information</w:t>
+        </w:r>
+        <w:r>
+          <w:rPr>
+            <w:noProof/>
+            <w:webHidden/>
+          </w:rPr>
+          <w:tab/>
+        </w:r>
+        <w:r>
+          <w:rPr>
+            <w:noProof/>
+            <w:webHidden/>
+          </w:rPr>
+          <w:fldChar w:fldCharType="begin"/>
+        </w:r>
+        <w:r>
+          <w:rPr>
+            <w:noProof/>
+            <w:webHidden/>
+          </w:rPr>
+          <w:instrText xml:space="preserve"> PAGEREF _Toc226493678 \h </w:instrText>
+        </w:r>
+        <w:r>
+          <w:rPr>
+            <w:noProof/>
+            <w:webHidden/>
+          </w:rPr>
+        </w:r>
+        <w:r>
+          <w:rPr>
+            <w:noProof/>
+            <w:webHidden/>
+          </w:rPr>
+          <w:fldChar w:fldCharType="separate"/>
+        </w:r>
+        <w:r>
+          <w:rPr>
+            <w:noProof/>
+            <w:webHidden/>
+          </w:rPr>
+          <w:t>9</w:t>
+        </w:r>
+        <w:r>
+          <w:rPr>
+            <w:noProof/>
+            <w:webHidden/>
+          </w:rPr>
+          <w:fldChar w:fldCharType="end"/>
+        </w:r>
+      </w:hyperlink>
+    </w:p>
+    <w:p>
+      <w:pPr>
+        <w:pStyle w:val="TOC2"/>
+        <w:tabs>
+          <w:tab w:val="right" w:leader="dot" w:pos="9595"/>
+        </w:tabs>
+        <w:rPr>
+          <w:noProof/>
+        </w:rPr>
+      </w:pPr>
+      <w:hyperlink w:anchor="_Toc226493679" w:history="1">
+        <w:r>
+          <w:rPr>
+            <w:rStyle w:val="Hyperlink"/>
+            <w:noProof/>
+          </w:rPr>
+          <w:t>7.1 When it is appropriate to use this information</w:t>
+        </w:r>
+        <w:r>
+          <w:rPr>
+            <w:noProof/>
+            <w:webHidden/>
+          </w:rPr>
+          <w:tab/>
+        </w:r>
+        <w:r>
+          <w:rPr>
+            <w:noProof/>
+            <w:webHidden/>
+          </w:rPr>
+          <w:fldChar w:fldCharType="begin"/>
+        </w:r>
+        <w:r>
+          <w:rPr>
+            <w:noProof/>
+            <w:webHidden/>
+          </w:rPr>
+          <w:instrText xml:space="preserve"> PAGEREF _Toc226493679 \h </w:instrText>
+        </w:r>
+        <w:r>
+          <w:rPr>
+            <w:noProof/>
+            <w:webHidden/>
+          </w:rPr>
+        </w:r>
+        <w:r>
+          <w:rPr>
+            <w:noProof/>
+            <w:webHidden/>
+          </w:rPr>
+          <w:fldChar w:fldCharType="separate"/>
+        </w:r>
+        <w:r>
+          <w:rPr>
+            <w:noProof/>
+            <w:webHidden/>
+          </w:rPr>
+          <w:t>9</w:t>
+        </w:r>
+        <w:r>
+          <w:rPr>
+            <w:noProof/>
+            <w:webHidden/>
+          </w:rPr>
+          <w:fldChar w:fldCharType="end"/>
+        </w:r>
+      </w:hyperlink>
+    </w:p>
+    <w:p>
+      <w:pPr>
+        <w:pStyle w:val="TOC2"/>
+        <w:tabs>
+          <w:tab w:val="right" w:leader="dot" w:pos="9595"/>
+        </w:tabs>
+        <w:rPr>
+          <w:noProof/>
+        </w:rPr>
+      </w:pPr>
+      <w:hyperlink w:anchor="_Toc226493680" w:history="1">
+        <w:r>
+          <w:rPr>
+            <w:rStyle w:val="Hyperlink"/>
+            <w:noProof/>
+          </w:rPr>
+          <w:t>7.2 When it is not appropriate</w:t>
+        </w:r>
+        <w:r>
+          <w:rPr>
+            <w:noProof/>
+            <w:webHidden/>
+          </w:rPr>
+          <w:tab/>
+        </w:r>
+        <w:r>
+          <w:rPr>
+            <w:noProof/>
+            <w:webHidden/>
+          </w:rPr>
+          <w:fldChar w:fldCharType="begin"/>
+        </w:r>
+        <w:r>
+          <w:rPr>
+            <w:noProof/>
+            <w:webHidden/>
+          </w:rPr>
+          <w:instrText xml:space="preserve"> PAGEREF _Toc226493680 \h </w:instrText>
+        </w:r>
+        <w:r>
+          <w:rPr>
+            <w:noProof/>
+            <w:webHidden/>
+          </w:rPr>
+        </w:r>
+        <w:r>
+          <w:rPr>
+            <w:noProof/>
+            <w:webHidden/>
+          </w:rPr>
+          <w:fldChar w:fldCharType="separate"/>
+        </w:r>
+        <w:r>
+          <w:rPr>
+            <w:noProof/>
+            <w:webHidden/>
+          </w:rPr>
+          <w:t>9</w:t>
+        </w:r>
+        <w:r>
+          <w:rPr>
+            <w:noProof/>
+            <w:webHidden/>
+          </w:rPr>
+          <w:fldChar w:fldCharType="end"/>
+        </w:r>
+      </w:hyperlink>
+    </w:p>
+    <w:p>
+      <w:pPr>
+        <w:pStyle w:val="TOC2"/>
+        <w:tabs>
+          <w:tab w:val="right" w:leader="dot" w:pos="9595"/>
+        </w:tabs>
+        <w:rPr>
+          <w:noProof/>
+        </w:rPr>
+      </w:pPr>
+      <w:hyperlink w:anchor="_Toc226493681" w:history="1">
+        <w:r>
+          <w:rPr>
+            <w:rStyle w:val="Hyperlink"/>
+            <w:noProof/>
+          </w:rPr>
+          <w:t>7.3 If the section is blank</w:t>
+        </w:r>
+        <w:r>
+          <w:rPr>
+            <w:noProof/>
+            <w:webHidden/>
+          </w:rPr>
+          <w:tab/>
+        </w:r>
+        <w:r>
+          <w:rPr>
+            <w:noProof/>
+            <w:webHidden/>
+          </w:rPr>
+          <w:fldChar w:fldCharType="begin"/>
+        </w:r>
+        <w:r>
+          <w:rPr>
+            <w:noProof/>
+            <w:webHidden/>
+          </w:rPr>
+          <w:instrText xml:space="preserve"> PAGEREF _Toc226493681 \h </w:instrText>
+        </w:r>
+        <w:r>
+          <w:rPr>
+            <w:noProof/>
+            <w:webHidden/>
+          </w:rPr>
+        </w:r>
+        <w:r>
+          <w:rPr>
+            <w:noProof/>
+            <w:webHidden/>
+          </w:rPr>
+          <w:fldChar w:fldCharType="separate"/>
+        </w:r>
+        <w:r>
+          <w:rPr>
+            <w:noProof/>
+            <w:webHidden/>
+          </w:rPr>
+          <w:t>10</w:t>
+        </w:r>
+        <w:r>
+          <w:rPr>
+            <w:noProof/>
+            <w:webHidden/>
+          </w:rPr>
+          <w:fldChar w:fldCharType="end"/>
+        </w:r>
+      </w:hyperlink>
+    </w:p>
+    <w:p>
+      <w:pPr>
+        <w:pStyle w:val="TOC1"/>
+        <w:tabs>
+          <w:tab w:val="right" w:leader="dot" w:pos="9595"/>
+        </w:tabs>
+        <w:rPr>
+          <w:noProof/>
+        </w:rPr>
+      </w:pPr>
+      <w:hyperlink w:anchor="_Toc226493682" w:history="1">
+        <w:r>
+          <w:rPr>
+            <w:rStyle w:val="Hyperlink"/>
+            <w:noProof/>
+          </w:rPr>
+          <w:t>8. Additional event information</w:t>
+        </w:r>
+        <w:r>
+          <w:rPr>
+            <w:noProof/>
+            <w:webHidden/>
+          </w:rPr>
+          <w:tab/>
+        </w:r>
+        <w:r>
+          <w:rPr>
+            <w:noProof/>
+            <w:webHidden/>
+          </w:rPr>
+          <w:fldChar w:fldCharType="begin"/>
+        </w:r>
+        <w:r>
+          <w:rPr>
+            <w:noProof/>
+            <w:webHidden/>
+          </w:rPr>
+          <w:instrText xml:space="preserve"> PAGEREF _Toc226493682 \h </w:instrText>
+        </w:r>
+        <w:r>
+          <w:rPr>
+            <w:noProof/>
+            <w:webHidden/>
+          </w:rPr>
+        </w:r>
+        <w:r>
+          <w:rPr>
+            <w:noProof/>
+            <w:webHidden/>
+          </w:rPr>
+          <w:fldChar w:fldCharType="separate"/>
+        </w:r>
+        <w:r>
+          <w:rPr>
+            <w:noProof/>
+            <w:webHidden/>
+          </w:rPr>
+          <w:t>10</w:t>
+        </w:r>
+        <w:r>
+          <w:rPr>
+            <w:noProof/>
+            <w:webHidden/>
+          </w:rPr>
+          <w:fldChar w:fldCharType="end"/>
+        </w:r>
+      </w:hyperlink>
+    </w:p>
+    <w:p>
+      <w:pPr>
+        <w:pStyle w:val="TOC1"/>
+        <w:tabs>
+          <w:tab w:val="right" w:leader="dot" w:pos="9595"/>
+        </w:tabs>
+        <w:rPr>
+          <w:noProof/>
+        </w:rPr>
+      </w:pPr>
+      <w:hyperlink w:anchor="_Toc226493683" w:history="1">
+        <w:r>
+          <w:rPr>
+            <w:rStyle w:val="Hyperlink"/>
+            <w:noProof/>
+          </w:rPr>
+          <w:t>9. Case Studies</w:t>
+        </w:r>
+        <w:r>
+          <w:rPr>
+            <w:noProof/>
+            <w:webHidden/>
+          </w:rPr>
+          <w:tab/>
+        </w:r>
+        <w:r>
+          <w:rPr>
+            <w:noProof/>
+            <w:webHidden/>
+          </w:rPr>
+          <w:fldChar w:fldCharType="begin"/>
+        </w:r>
+        <w:r>
+          <w:rPr>
+            <w:noProof/>
+            <w:webHidden/>
+          </w:rPr>
+          <w:instrText xml:space="preserve"> PAGEREF _Toc226493683 \h </w:instrText>
+        </w:r>
+        <w:r>
+          <w:rPr>
+            <w:noProof/>
+            <w:webHidden/>
+          </w:rPr>
+        </w:r>
+        <w:r>
+          <w:rPr>
+            <w:noProof/>
+            <w:webHidden/>
+          </w:rPr>
+          <w:fldChar w:fldCharType="separate"/>
+        </w:r>
+        <w:r>
+          <w:rPr>
+            <w:noProof/>
+            <w:webHidden/>
+          </w:rPr>
+          <w:t>10</w:t>
+        </w:r>
+        <w:r>
+          <w:rPr>
+            <w:noProof/>
+            <w:webHidden/>
+          </w:rPr>
+          <w:fldChar w:fldCharType="end"/>
+        </w:r>
+      </w:hyperlink>
+    </w:p>
+    <w:p>
+      <w:pPr>
+        <w:pStyle w:val="TOC2"/>
+        <w:tabs>
+          <w:tab w:val="right" w:leader="dot" w:pos="9595"/>
+        </w:tabs>
+        <w:rPr>
+          <w:noProof/>
+        </w:rPr>
+      </w:pPr>
+      <w:hyperlink w:anchor="_Toc226493684" w:history="1">
+        <w:r>
+          <w:rPr>
+            <w:rStyle w:val="Hyperlink"/>
+            <w:noProof/>
+          </w:rPr>
+          <w:t>9.1 Reading case studies</w:t>
+        </w:r>
+        <w:r>
+          <w:rPr>
+            <w:noProof/>
+            <w:webHidden/>
+          </w:rPr>
+          <w:tab/>
+        </w:r>
+        <w:r>
+          <w:rPr>
+            <w:noProof/>
+            <w:webHidden/>
+          </w:rPr>
+          <w:fldChar w:fldCharType="begin"/>
+        </w:r>
+        <w:r>
+          <w:rPr>
+            <w:noProof/>
+            <w:webHidden/>
+          </w:rPr>
+          <w:instrText xml:space="preserve"> PAGEREF _Toc226493684 \h </w:instrText>
+        </w:r>
+        <w:r>
+          <w:rPr>
+            <w:noProof/>
+            <w:webHidden/>
+          </w:rPr>
+        </w:r>
+        <w:r>
+          <w:rPr>
+            <w:noProof/>
+            <w:webHidden/>
+          </w:rPr>
+          <w:fldChar w:fldCharType="separate"/>
+        </w:r>
+        <w:r>
+          <w:rPr>
+            <w:noProof/>
+            <w:webHidden/>
+          </w:rPr>
+          <w:t>10</w:t>
+        </w:r>
+        <w:r>
+          <w:rPr>
+            <w:noProof/>
+            <w:webHidden/>
+          </w:rPr>
+          <w:fldChar w:fldCharType="end"/>
+        </w:r>
+      </w:hyperlink>
+    </w:p>
+    <w:p>
+      <w:pPr>
+        <w:pStyle w:val="TOC2"/>
+        <w:tabs>
+          <w:tab w:val="right" w:leader="dot" w:pos="9595"/>
+        </w:tabs>
+        <w:rPr>
+          <w:noProof/>
+        </w:rPr>
+      </w:pPr>
+      <w:hyperlink w:anchor="_Toc226493685" w:history="1">
+        <w:r>
+          <w:rPr>
+            <w:rStyle w:val="Hyperlink"/>
+            <w:noProof/>
+          </w:rPr>
+          <w:t>9.2 Adding a case study</w:t>
+        </w:r>
+        <w:r>
+          <w:rPr>
+            <w:noProof/>
+            <w:webHidden/>
+          </w:rPr>
+          <w:tab/>
+        </w:r>
+        <w:r>
+          <w:rPr>
+            <w:noProof/>
+            <w:webHidden/>
+          </w:rPr>
+          <w:fldChar w:fldCharType="begin"/>
+        </w:r>
+        <w:r>
+          <w:rPr>
+            <w:noProof/>
+            <w:webHidden/>
+          </w:rPr>
+          <w:instrText xml:space="preserve"> PAGEREF _Toc226493685 \h </w:instrText>
+        </w:r>
+        <w:r>
+          <w:rPr>
+            <w:noProof/>
+            <w:webHidden/>
+          </w:rPr>
+        </w:r>
+        <w:r>
+          <w:rPr>
+            <w:noProof/>
+            <w:webHidden/>
+          </w:rPr>
+          <w:fldChar w:fldCharType="separate"/>
+        </w:r>
+        <w:r>
+          <w:rPr>
+            <w:noProof/>
+            <w:webHidden/>
+          </w:rPr>
+          <w:t>11</w:t>
+        </w:r>
+        <w:r>
+          <w:rPr>
+            <w:noProof/>
+            <w:webHidden/>
+          </w:rPr>
+          <w:fldChar w:fldCharType="end"/>
+        </w:r>
+      </w:hyperlink>
+    </w:p>
+    <w:p>
+      <w:pPr>
+        <w:pStyle w:val="TOC2"/>
+        <w:tabs>
+          <w:tab w:val="right" w:leader="dot" w:pos="9595"/>
+        </w:tabs>
+        <w:rPr>
+          <w:noProof/>
+        </w:rPr>
+      </w:pPr>
+      <w:hyperlink w:anchor="_Toc226493686" w:history="1">
+        <w:r>
+          <w:rPr>
+            <w:rStyle w:val="Hyperlink"/>
+            <w:noProof/>
+          </w:rPr>
+          <w:t>9.3 Good case study practice</w:t>
+        </w:r>
+        <w:r>
+          <w:rPr>
+            <w:noProof/>
+            <w:webHidden/>
+          </w:rPr>
+          <w:tab/>
+        </w:r>
+        <w:r>
+          <w:rPr>
+            <w:noProof/>
+            <w:webHidden/>
+          </w:rPr>
+          <w:fldChar w:fldCharType="begin"/>
+        </w:r>
+        <w:r>
+          <w:rPr>
+            <w:noProof/>
+            <w:webHidden/>
+          </w:rPr>
+          <w:instrText xml:space="preserve"> PAGEREF _Toc226493686 \h </w:instrText>
+        </w:r>
+        <w:r>
+          <w:rPr>
+            <w:noProof/>
+            <w:webHidden/>
+          </w:rPr>
+        </w:r>
+        <w:r>
+          <w:rPr>
+            <w:noProof/>
+            <w:webHidden/>
+          </w:rPr>
+          <w:fldChar w:fldCharType="separate"/>
+        </w:r>
+        <w:r>
+          <w:rPr>
+            <w:noProof/>
+            <w:webHidden/>
+          </w:rPr>
+          <w:t>11</w:t>
+        </w:r>
+        <w:r>
+          <w:rPr>
+            <w:noProof/>
+            <w:webHidden/>
+          </w:rPr>
+          <w:fldChar w:fldCharType="end"/>
+        </w:r>
+      </w:hyperlink>
+    </w:p>
+    <w:p>
+      <w:pPr>
+        <w:pStyle w:val="TOC1"/>
+        <w:tabs>
+          <w:tab w:val="right" w:leader="dot" w:pos="9595"/>
+        </w:tabs>
+        <w:rPr>
+          <w:noProof/>
+        </w:rPr>
+      </w:pPr>
+      <w:hyperlink w:anchor="_Toc226493687" w:history="1">
+        <w:r>
+          <w:rPr>
+            <w:rStyle w:val="Hyperlink"/>
+            <w:noProof/>
+          </w:rPr>
+          <w:t>10. Data Request Form</w:t>
+        </w:r>
+        <w:r>
+          <w:rPr>
+            <w:noProof/>
+            <w:webHidden/>
+          </w:rPr>
+          <w:tab/>
+        </w:r>
+        <w:r>
+          <w:rPr>
+            <w:noProof/>
+            <w:webHidden/>
+          </w:rPr>
+          <w:fldChar w:fldCharType="begin"/>
+        </w:r>
+        <w:r>
+          <w:rPr>
+            <w:noProof/>
+            <w:webHidden/>
+          </w:rPr>
+          <w:instrText xml:space="preserve"> PAGEREF _Toc226493687 \h </w:instrText>
+        </w:r>
+        <w:r>
+          <w:rPr>
+            <w:noProof/>
+            <w:webHidden/>
+          </w:rPr>
+        </w:r>
+        <w:r>
+          <w:rPr>
+            <w:noProof/>
+            <w:webHidden/>
+          </w:rPr>
+          <w:fldChar w:fldCharType="separate"/>
+        </w:r>
+        <w:r>
+          <w:rPr>
+            <w:noProof/>
+            <w:webHidden/>
+          </w:rPr>
+          <w:t>11</w:t>
+        </w:r>
+        <w:r>
+          <w:rPr>
+            <w:noProof/>
+            <w:webHidden/>
+          </w:rPr>
+          <w:fldChar w:fldCharType="end"/>
+        </w:r>
+      </w:hyperlink>
+    </w:p>
+    <w:p>
+      <w:pPr>
+        <w:pStyle w:val="TOC1"/>
+        <w:tabs>
+          <w:tab w:val="right" w:leader="dot" w:pos="9595"/>
+        </w:tabs>
+        <w:rPr>
+          <w:noProof/>
+        </w:rPr>
+      </w:pPr>
+      <w:hyperlink w:anchor="_Toc226493688" w:history="1">
+        <w:r>
+          <w:rPr>
+            <w:rStyle w:val="Hyperlink"/>
+            <w:noProof/>
+          </w:rPr>
+          <w:t>11. Common tasks</w:t>
+        </w:r>
+        <w:r>
+          <w:rPr>
+            <w:noProof/>
+            <w:webHidden/>
+          </w:rPr>
+          <w:tab/>
+        </w:r>
+        <w:r>
+          <w:rPr>
+            <w:noProof/>
+            <w:webHidden/>
+          </w:rPr>
+          <w:fldChar w:fldCharType="begin"/>
+        </w:r>
+        <w:r>
+          <w:rPr>
+            <w:noProof/>
+            <w:webHidden/>
+          </w:rPr>
+          <w:instrText xml:space="preserve"> PAGEREF _Toc226493688 \h </w:instrText>
+        </w:r>
+        <w:r>
+          <w:rPr>
+            <w:noProof/>
+            <w:webHidden/>
+          </w:rPr>
+        </w:r>
+        <w:r>
+          <w:rPr>
+            <w:noProof/>
+            <w:webHidden/>
+          </w:rPr>
+          <w:fldChar w:fldCharType="separate"/>
+        </w:r>
+        <w:r>
+          <w:rPr>
+            <w:noProof/>
+            <w:webHidden/>
+          </w:rPr>
+          <w:t>12</w:t>
+        </w:r>
+        <w:r>
+          <w:rPr>
+            <w:noProof/>
+            <w:webHidden/>
+          </w:rPr>
+          <w:fldChar w:fldCharType="end"/>
+        </w:r>
+      </w:hyperlink>
+    </w:p>
+    <w:p>
+      <w:pPr>
+        <w:pStyle w:val="TOC2"/>
+        <w:tabs>
+          <w:tab w:val="right" w:leader="dot" w:pos="9595"/>
+        </w:tabs>
+        <w:rPr>
+          <w:noProof/>
+        </w:rPr>
+      </w:pPr>
+      <w:hyperlink w:anchor="_Toc226493689" w:history="1">
+        <w:r>
+          <w:rPr>
+            <w:rStyle w:val="Hyperlink"/>
+            <w:noProof/>
+          </w:rPr>
+          <w:t>10.1 Check an event before delivery</w:t>
+        </w:r>
+        <w:r>
+          <w:rPr>
+            <w:noProof/>
+            <w:webHidden/>
+          </w:rPr>
+          <w:tab/>
+        </w:r>
+        <w:r>
+          <w:rPr>
+            <w:noProof/>
+            <w:webHidden/>
+          </w:rPr>
+          <w:fldChar w:fldCharType="begin"/>
+        </w:r>
+        <w:r>
+          <w:rPr>
+            <w:noProof/>
+            <w:webHidden/>
+          </w:rPr>
+          <w:instrText xml:space="preserve"> PAGEREF _Toc226493689 \h </w:instrText>
+        </w:r>
+        <w:r>
+          <w:rPr>
+            <w:noProof/>
+            <w:webHidden/>
+          </w:rPr>
+        </w:r>
+        <w:r>
+          <w:rPr>
+            <w:noProof/>
+            <w:webHidden/>
+          </w:rPr>
+          <w:fldChar w:fldCharType="separate"/>
+        </w:r>
+        <w:r>
+          <w:rPr>
+            <w:noProof/>
+            <w:webHidden/>
+          </w:rPr>
+          <w:t>12</w:t>
+        </w:r>
+        <w:r>
+          <w:rPr>
+            <w:noProof/>
+            <w:webHidden/>
+          </w:rPr>
+          <w:fldChar w:fldCharType="end"/>
+        </w:r>
+      </w:hyperlink>
+    </w:p>
+    <w:p>
+      <w:pPr>
+        <w:pStyle w:val="TOC2"/>
+        <w:tabs>
+          <w:tab w:val="right" w:leader="dot" w:pos="9595"/>
+        </w:tabs>
+        <w:rPr>
+          <w:noProof/>
+        </w:rPr>
+      </w:pPr>
+      <w:hyperlink w:anchor="_Toc226493690" w:history="1">
+        <w:r>
+          <w:rPr>
+            <w:rStyle w:val="Hyperlink"/>
+            <w:noProof/>
+          </w:rPr>
+          <w:t>10.2 Confirm participant information after delivery</w:t>
+        </w:r>
+        <w:r>
+          <w:rPr>
+            <w:noProof/>
+            <w:webHidden/>
+          </w:rPr>
+          <w:tab/>
+        </w:r>
+        <w:r>
+          <w:rPr>
+            <w:noProof/>
+            <w:webHidden/>
+          </w:rPr>
+          <w:fldChar w:fldCharType="begin"/>
+        </w:r>
+        <w:r>
+          <w:rPr>
+            <w:noProof/>
+            <w:webHidden/>
+          </w:rPr>
+          <w:instrText xml:space="preserve"> PAGEREF _Toc226493690 \h </w:instrText>
+        </w:r>
+        <w:r>
+          <w:rPr>
+            <w:noProof/>
+            <w:webHidden/>
+          </w:rPr>
+        </w:r>
+        <w:r>
+          <w:rPr>
+            <w:noProof/>
+            <w:webHidden/>
+          </w:rPr>
+          <w:fldChar w:fldCharType="separate"/>
+        </w:r>
+        <w:r>
+          <w:rPr>
+            <w:noProof/>
+            <w:webHidden/>
+          </w:rPr>
+          <w:t>12</w:t>
+        </w:r>
+        <w:r>
+          <w:rPr>
+            <w:noProof/>
+            <w:webHidden/>
+          </w:rPr>
+          <w:fldChar w:fldCharType="end"/>
+        </w:r>
+      </w:hyperlink>
+    </w:p>
+    <w:p>
+      <w:pPr>
+        <w:pStyle w:val="TOC2"/>
+        <w:tabs>
+          <w:tab w:val="right" w:leader="dot" w:pos="9595"/>
+        </w:tabs>
+        <w:rPr>
+          <w:noProof/>
+        </w:rPr>
+      </w:pPr>
+      <w:hyperlink w:anchor="_Toc226493691" w:history="1">
+        <w:r>
+          <w:rPr>
+            <w:rStyle w:val="Hyperlink"/>
+            <w:noProof/>
+          </w:rPr>
+          <w:t>10.3 Add a case study after an event</w:t>
+        </w:r>
+        <w:r>
+          <w:rPr>
+            <w:noProof/>
+            <w:webHidden/>
+          </w:rPr>
+          <w:tab/>
+        </w:r>
+        <w:r>
+          <w:rPr>
+            <w:noProof/>
+            <w:webHidden/>
+          </w:rPr>
+          <w:fldChar w:fldCharType="begin"/>
+        </w:r>
+        <w:r>
+          <w:rPr>
+            <w:noProof/>
+            <w:webHidden/>
+          </w:rPr>
+          <w:instrText xml:space="preserve"> PAGEREF _Toc226493691 \h </w:instrText>
+        </w:r>
+        <w:r>
+          <w:rPr>
+            <w:noProof/>
+            <w:webHidden/>
+          </w:rPr>
+        </w:r>
+        <w:r>
+          <w:rPr>
+            <w:noProof/>
+            <w:webHidden/>
+          </w:rPr>
+          <w:fldChar w:fldCharType="separate"/>
+        </w:r>
+        <w:r>
+          <w:rPr>
+            <w:noProof/>
+            <w:webHidden/>
+          </w:rPr>
+          <w:t>12</w:t>
+        </w:r>
+        <w:r>
+          <w:rPr>
+            <w:noProof/>
+            <w:webHidden/>
+          </w:rPr>
+          <w:fldChar w:fldCharType="end"/>
+        </w:r>
+      </w:hyperlink>
+    </w:p>
+    <w:p>
+      <w:pPr>
+        <w:pStyle w:val="TOC2"/>
+        <w:tabs>
+          <w:tab w:val="right" w:leader="dot" w:pos="9595"/>
+        </w:tabs>
+        <w:rPr>
+          <w:noProof/>
+        </w:rPr>
+      </w:pPr>
+      <w:hyperlink w:anchor="_Toc226493692" w:history="1">
+        <w:r>
+          <w:rPr>
+            <w:rStyle w:val="Hyperlink"/>
+            <w:noProof/>
+          </w:rPr>
+          <w:t>10.4 Submit a data request</w:t>
+        </w:r>
+        <w:r>
+          <w:rPr>
+            <w:noProof/>
+            <w:webHidden/>
+          </w:rPr>
+          <w:tab/>
+        </w:r>
+        <w:r>
+          <w:rPr>
+            <w:noProof/>
+            <w:webHidden/>
+          </w:rPr>
+          <w:fldChar w:fldCharType="begin"/>
+        </w:r>
+        <w:r>
+          <w:rPr>
+            <w:noProof/>
+            <w:webHidden/>
+          </w:rPr>
+          <w:instrText xml:space="preserve"> PAGEREF _Toc226493692 \h </w:instrText>
+        </w:r>
+        <w:r>
+          <w:rPr>
+            <w:noProof/>
+            <w:webHidden/>
+          </w:rPr>
+        </w:r>
+        <w:r>
+          <w:rPr>
+            <w:noProof/>
+            <w:webHidden/>
+          </w:rPr>
+          <w:fldChar w:fldCharType="separate"/>
+        </w:r>
+        <w:r>
+          <w:rPr>
+            <w:noProof/>
+            <w:webHidden/>
+          </w:rPr>
+          <w:t>12</w:t>
+        </w:r>
+        <w:r>
+          <w:rPr>
+            <w:noProof/>
+            <w:webHidden/>
+          </w:rPr>
+          <w:fldChar w:fldCharType="end"/>
+        </w:r>
+      </w:hyperlink>
+    </w:p>
+    <w:p>
+      <w:pPr>
+        <w:pStyle w:val="TOC1"/>
+        <w:tabs>
+          <w:tab w:val="right" w:leader="dot" w:pos="9595"/>
+        </w:tabs>
+        <w:rPr>
+          <w:noProof/>
+        </w:rPr>
+      </w:pPr>
+      <w:hyperlink w:anchor="_Toc226493693" w:history="1">
+        <w:r>
+          <w:rPr>
+            <w:rStyle w:val="Hyperlink"/>
+            <w:noProof/>
+          </w:rPr>
+          <w:t>12. Good working practice</w:t>
+        </w:r>
+        <w:r>
+          <w:rPr>
+            <w:noProof/>
+            <w:webHidden/>
+          </w:rPr>
+          <w:tab/>
+        </w:r>
+        <w:r>
+          <w:rPr>
+            <w:noProof/>
+            <w:webHidden/>
+          </w:rPr>
+          <w:fldChar w:fldCharType="begin"/>
+        </w:r>
+        <w:r>
+          <w:rPr>
+            <w:noProof/>
+            <w:webHidden/>
+          </w:rPr>
+          <w:instrText xml:space="preserve"> PAGEREF _Toc226493693 \h </w:instrText>
+        </w:r>
+        <w:r>
+          <w:rPr>
+            <w:noProof/>
+            <w:webHidden/>
+          </w:rPr>
+        </w:r>
+        <w:r>
+          <w:rPr>
+            <w:noProof/>
+            <w:webHidden/>
+          </w:rPr>
+          <w:fldChar w:fldCharType="separate"/>
+        </w:r>
+        <w:r>
+          <w:rPr>
+            <w:noProof/>
+            <w:webHidden/>
+          </w:rPr>
+          <w:t>13</w:t>
+        </w:r>
+        <w:r>
+          <w:rPr>
+            <w:noProof/>
+            <w:webHidden/>
+          </w:rPr>
+          <w:fldChar w:fldCharType="end"/>
+        </w:r>
+      </w:hyperlink>
+    </w:p>
+    <w:p>
+      <w:pPr>
+        <w:pStyle w:val="TOC1"/>
+        <w:tabs>
+          <w:tab w:val="right" w:leader="dot" w:pos="9595"/>
+        </w:tabs>
+        <w:rPr>
+          <w:noProof/>
+        </w:rPr>
+      </w:pPr>
+      <w:hyperlink w:anchor="_Toc226493694" w:history="1">
+        <w:r>
+          <w:rPr>
+            <w:rStyle w:val="Hyperlink"/>
+            <w:noProof/>
+          </w:rPr>
+          <w:t>13. Troubleshooting</w:t>
+        </w:r>
+        <w:r>
+          <w:rPr>
+            <w:noProof/>
+            <w:webHidden/>
+          </w:rPr>
+          <w:tab/>
+        </w:r>
+        <w:r>
+          <w:rPr>
+            <w:noProof/>
+            <w:webHidden/>
+          </w:rPr>
+          <w:fldChar w:fldCharType="begin"/>
+        </w:r>
+        <w:r>
+          <w:rPr>
+            <w:noProof/>
+            <w:webHidden/>
+          </w:rPr>
+          <w:instrText xml:space="preserve"> PAGEREF _Toc226493694 \h </w:instrText>
+        </w:r>
+        <w:r>
+          <w:rPr>
+            <w:noProof/>
+            <w:webHidden/>
+          </w:rPr>
+        </w:r>
+        <w:r>
+          <w:rPr>
+            <w:noProof/>
+            <w:webHidden/>
+          </w:rPr>
+          <w:fldChar w:fldCharType="separate"/>
+        </w:r>
+        <w:r>
+          <w:rPr>
+            <w:noProof/>
+            <w:webHidden/>
+          </w:rPr>
+          <w:t>13</w:t>
+        </w:r>
+        <w:r>
+          <w:rPr>
+            <w:noProof/>
+            <w:webHidden/>
+          </w:rPr>
+          <w:fldChar w:fldCharType="end"/>
+        </w:r>
+      </w:hyperlink>
+    </w:p>
+    <w:p>
+      <w:pPr>
+        <w:pStyle w:val="TOC2"/>
+        <w:tabs>
+          <w:tab w:val="right" w:leader="dot" w:pos="9595"/>
+        </w:tabs>
+        <w:rPr>
+          <w:noProof/>
+        </w:rPr>
+      </w:pPr>
+      <w:hyperlink w:anchor="_Toc226493695" w:history="1">
+        <w:r>
+          <w:rPr>
+            <w:rStyle w:val="Hyperlink"/>
+            <w:noProof/>
+          </w:rPr>
+          <w:t>No events are showing</w:t>
+        </w:r>
+        <w:r>
+          <w:rPr>
+            <w:noProof/>
+            <w:webHidden/>
+          </w:rPr>
+          <w:tab/>
+        </w:r>
+        <w:r>
+          <w:rPr>
+            <w:noProof/>
+            <w:webHidden/>
+          </w:rPr>
+          <w:fldChar w:fldCharType="begin"/>
+        </w:r>
+        <w:r>
+          <w:rPr>
+            <w:noProof/>
+            <w:webHidden/>
+          </w:rPr>
+          <w:instrText xml:space="preserve"> PAGEREF _Toc226493695 \h </w:instrText>
+        </w:r>
+        <w:r>
+          <w:rPr>
+            <w:noProof/>
+            <w:webHidden/>
+          </w:rPr>
+        </w:r>
+        <w:r>
+          <w:rPr>
+            <w:noProof/>
+            <w:webHidden/>
+          </w:rPr>
+          <w:fldChar w:fldCharType="separate"/>
+        </w:r>
+        <w:r>
+          <w:rPr>
+            <w:noProof/>
+            <w:webHidden/>
+          </w:rPr>
+          <w:t>13</w:t>
+        </w:r>
+        <w:r>
+          <w:rPr>
+            <w:noProof/>
+            <w:webHidden/>
+          </w:rPr>
+          <w:fldChar w:fldCharType="end"/>
+        </w:r>
+      </w:hyperlink>
+    </w:p>
+    <w:p>
+      <w:pPr>
+        <w:pStyle w:val="TOC2"/>
+        <w:tabs>
+          <w:tab w:val="right" w:leader="dot" w:pos="9595"/>
+        </w:tabs>
+        <w:rPr>
+          <w:noProof/>
+        </w:rPr>
+      </w:pPr>
+      <w:hyperlink w:anchor="_Toc226493696" w:history="1">
+        <w:r>
+          <w:rPr>
+            <w:rStyle w:val="Hyperlink"/>
+            <w:noProof/>
+          </w:rPr>
+          <w:t>No participant names are shown</w:t>
+        </w:r>
+        <w:r>
+          <w:rPr>
+            <w:noProof/>
+            <w:webHidden/>
+          </w:rPr>
+          <w:tab/>
+        </w:r>
+        <w:r>
+          <w:rPr>
+            <w:noProof/>
+            <w:webHidden/>
+          </w:rPr>
+          <w:fldChar w:fldCharType="begin"/>
+        </w:r>
+        <w:r>
+          <w:rPr>
+            <w:noProof/>
+            <w:webHidden/>
+          </w:rPr>
+          <w:instrText xml:space="preserve"> PAGEREF _Toc226493696 \h </w:instrText>
+        </w:r>
+        <w:r>
+          <w:rPr>
+            <w:noProof/>
+            <w:webHidden/>
+          </w:rPr>
+        </w:r>
+        <w:r>
+          <w:rPr>
+            <w:noProof/>
+            <w:webHidden/>
+          </w:rPr>
+          <w:fldChar w:fldCharType="separate"/>
+        </w:r>
+        <w:r>
+          <w:rPr>
+            <w:noProof/>
+            <w:webHidden/>
+          </w:rPr>
+          <w:t>13</w:t>
+        </w:r>
+        <w:r>
+          <w:rPr>
+            <w:noProof/>
+            <w:webHidden/>
+          </w:rPr>
+          <w:fldChar w:fldCharType="end"/>
+        </w:r>
+      </w:hyperlink>
+    </w:p>
+    <w:p>
+      <w:pPr>
+        <w:pStyle w:val="TOC2"/>
+        <w:tabs>
+          <w:tab w:val="right" w:leader="dot" w:pos="9595"/>
+        </w:tabs>
+        <w:rPr>
+          <w:noProof/>
+        </w:rPr>
+      </w:pPr>
+      <w:hyperlink w:anchor="_Toc226493697" w:history="1">
+        <w:r>
+          <w:rPr>
+            <w:rStyle w:val="Hyperlink"/>
+            <w:noProof/>
+          </w:rPr>
+          <w:t>Medical or emergency sections are blank</w:t>
+        </w:r>
+        <w:r>
+          <w:rPr>
+            <w:noProof/>
+            <w:webHidden/>
+          </w:rPr>
+          <w:tab/>
+        </w:r>
+        <w:r>
+          <w:rPr>
+            <w:noProof/>
+            <w:webHidden/>
+          </w:rPr>
+          <w:fldChar w:fldCharType="begin"/>
+        </w:r>
+        <w:r>
+          <w:rPr>
+            <w:noProof/>
+            <w:webHidden/>
+          </w:rPr>
+          <w:instrText xml:space="preserve"> PAGEREF _Toc226493697 \h </w:instrText>
+        </w:r>
+        <w:r>
+          <w:rPr>
+            <w:noProof/>
+            <w:webHidden/>
+          </w:rPr>
+        </w:r>
+        <w:r>
+          <w:rPr>
+            <w:noProof/>
+            <w:webHidden/>
+          </w:rPr>
+          <w:fldChar w:fldCharType="separate"/>
+        </w:r>
+        <w:r>
+          <w:rPr>
+            <w:noProof/>
+            <w:webHidden/>
+          </w:rPr>
+          <w:t>13</w:t>
+        </w:r>
+        <w:r>
+          <w:rPr>
+            <w:noProof/>
+            <w:webHidden/>
+          </w:rPr>
+          <w:fldChar w:fldCharType="end"/>
+        </w:r>
+      </w:hyperlink>
+    </w:p>
+    <w:p>
+      <w:pPr>
+        <w:pStyle w:val="TOC2"/>
+        <w:tabs>
+          <w:tab w:val="right" w:leader="dot" w:pos="9595"/>
+        </w:tabs>
+        <w:rPr>
+          <w:noProof/>
+        </w:rPr>
+      </w:pPr>
+      <w:hyperlink w:anchor="_Toc226493698" w:history="1">
+        <w:r>
+          <w:rPr>
+            <w:rStyle w:val="Hyperlink"/>
+            <w:noProof/>
+          </w:rPr>
+          <w:t>The wrong event appears selected</w:t>
+        </w:r>
+        <w:r>
+          <w:rPr>
+            <w:noProof/>
+            <w:webHidden/>
+          </w:rPr>
+          <w:tab/>
+        </w:r>
+        <w:r>
+          <w:rPr>
+            <w:noProof/>
+            <w:webHidden/>
+          </w:rPr>
+          <w:fldChar w:fldCharType="begin"/>
+        </w:r>
+        <w:r>
+          <w:rPr>
+            <w:noProof/>
+            <w:webHidden/>
+          </w:rPr>
+          <w:instrText xml:space="preserve"> PAGEREF _Toc226493698 \h </w:instrText>
+        </w:r>
+        <w:r>
+          <w:rPr>
+            <w:noProof/>
+            <w:webHidden/>
+          </w:rPr>
+        </w:r>
+        <w:r>
+          <w:rPr>
+            <w:noProof/>
+            <w:webHidden/>
+          </w:rPr>
+          <w:fldChar w:fldCharType="separate"/>
+        </w:r>
+        <w:r>
+          <w:rPr>
+            <w:noProof/>
+            <w:webHidden/>
+          </w:rPr>
+          <w:t>13</w:t>
+        </w:r>
+        <w:r>
+          <w:rPr>
+            <w:noProof/>
+            <w:webHidden/>
+          </w:rPr>
+          <w:fldChar w:fldCharType="end"/>
+        </w:r>
+      </w:hyperlink>
+    </w:p>
+    <w:p>
+      <w:r>
+        <w:fldChar w:fldCharType="end"/>
+      </w:r>
+    </w:p>
+    <w:p>
+      <w:r>
+        <w:rPr>
+          <w:i/>
+          <w:sz w:val="20"/>
+        </w:rPr>
+        <w:lastRenderedPageBreak/>
+        <w:t>Update the table in Word if entries do not appear immediately.</w:t>
+      </w:r>
+    </w:p>
+    <w:p>
+      <w:r>
+        <w:br w:type="page"/>
+      </w:r>
+    </w:p>
     <w:p>
       <w:pPr>
         <w:pStyle w:val="Title"/>
       </w:pPr>
       <w:r>
+        <w:lastRenderedPageBreak/>
         <w:t>Mountain Leader Dashboard Manual</w:t>
       </w:r>
     </w:p>
@@ -37,7 +2436,7 @@
           <w:noProof/>
         </w:rPr>
         <w:drawing>
-          <wp:inline distT="0" distB="0" distL="0" distR="0" wp14:anchorId="1C7262CD" wp14:editId="6B45063F">
+          <wp:inline distT="0" distB="0" distL="0" distR="0" wp14:anchorId="4F5EB92C" wp14:editId="7FF29C54">
             <wp:extent cx="6217920" cy="3819579"/>
             <wp:effectExtent l="0" t="0" r="0" b="0"/>
             <wp:docPr id="1" name="Picture 1"/>
@@ -52,7 +2451,7 @@
                     <pic:cNvPicPr/>
                   </pic:nvPicPr>
                   <pic:blipFill>
-                    <a:blip r:embed="rId6"/>
+                    <a:blip r:embed="rId8"/>
                     <a:stretch>
                       <a:fillRect/>
                     </a:stretch>
@@ -78,9 +2477,11 @@
       <w:pPr>
         <w:pStyle w:val="Heading1"/>
       </w:pPr>
+      <w:bookmarkStart w:id="1" w:name="_Toc226493666"/>
       <w:r>
         <w:t>1. Introduction</w:t>
       </w:r>
+      <w:bookmarkEnd w:id="1"/>
     </w:p>
     <w:p>
       <w:r>
@@ -246,9 +2647,11 @@
       <w:pPr>
         <w:pStyle w:val="Heading1"/>
       </w:pPr>
+      <w:bookmarkStart w:id="2" w:name="_Toc226493667"/>
       <w:r>
         <w:t>2. Before you begin</w:t>
       </w:r>
+      <w:bookmarkEnd w:id="2"/>
     </w:p>
     <w:p>
       <w:r>
@@ -323,7 +2726,7 @@
         </w:rPr>
         <w:lastRenderedPageBreak/>
         <w:drawing>
-          <wp:inline distT="0" distB="0" distL="0" distR="0" wp14:anchorId="520D8C6E" wp14:editId="6CD14760">
+          <wp:inline distT="0" distB="0" distL="0" distR="0" wp14:anchorId="1964506F" wp14:editId="386E6700">
             <wp:extent cx="6217920" cy="3819579"/>
             <wp:effectExtent l="0" t="0" r="0" b="0"/>
             <wp:docPr id="2" name="Picture 2"/>
@@ -338,7 +2741,7 @@
                     <pic:cNvPicPr/>
                   </pic:nvPicPr>
                   <pic:blipFill>
-                    <a:blip r:embed="rId7"/>
+                    <a:blip r:embed="rId9"/>
                     <a:stretch>
                       <a:fillRect/>
                     </a:stretch>
@@ -370,9 +2773,11 @@
       <w:pPr>
         <w:pStyle w:val="Heading1"/>
       </w:pPr>
+      <w:bookmarkStart w:id="3" w:name="_Toc226493668"/>
       <w:r>
         <w:t>3. What the ML role is for</w:t>
       </w:r>
+      <w:bookmarkEnd w:id="3"/>
     </w:p>
     <w:p>
       <w:r>
@@ -458,9 +2863,11 @@
       <w:pPr>
         <w:pStyle w:val="Heading1"/>
       </w:pPr>
+      <w:bookmarkStart w:id="4" w:name="_Toc226493669"/>
       <w:r>
         <w:t>4. Finding the right event</w:t>
       </w:r>
+      <w:bookmarkEnd w:id="4"/>
     </w:p>
     <w:p>
       <w:r>
@@ -510,17 +2917,15 @@
       <w:pPr>
         <w:pStyle w:val="Heading2"/>
       </w:pPr>
+      <w:bookmarkStart w:id="5" w:name="_Toc226493670"/>
       <w:r>
         <w:t>4.1 Recommended workflow</w:t>
       </w:r>
-    </w:p>
-    <w:p>
-      <w:pPr>
-        <w:pStyle w:val="ListNumber"/>
-        <w:numPr>
-          <w:ilvl w:val="0"/>
-          <w:numId w:val="10"/>
-        </w:numPr>
+      <w:bookmarkEnd w:id="5"/>
+    </w:p>
+    <w:p>
+      <w:pPr>
+        <w:pStyle w:val="ManualNumber"/>
       </w:pPr>
       <w:r>
         <w:t>Start with the broadest sensible timeframe.</w:t>
@@ -572,9 +2977,11 @@
       <w:pPr>
         <w:pStyle w:val="Heading2"/>
       </w:pPr>
+      <w:bookmarkStart w:id="6" w:name="_Toc226493671"/>
       <w:r>
         <w:t>4.2 If the event is not visible</w:t>
       </w:r>
+      <w:bookmarkEnd w:id="6"/>
     </w:p>
     <w:p>
       <w:r>
@@ -584,11 +2991,7 @@
     <w:p/>
     <w:p>
       <w:pPr>
-        <w:pStyle w:val="ListNumber"/>
-        <w:numPr>
-          <w:ilvl w:val="0"/>
-          <w:numId w:val="11"/>
-        </w:numPr>
+        <w:pStyle w:val="ManualNumber"/>
       </w:pPr>
       <w:r>
         <w:t>Widen the timeframe.</w:t>
@@ -650,9 +3053,11 @@
       <w:pPr>
         <w:pStyle w:val="Heading1"/>
       </w:pPr>
+      <w:bookmarkStart w:id="7" w:name="_Toc226493672"/>
       <w:r>
         <w:t>5. Event Details</w:t>
       </w:r>
+      <w:bookmarkEnd w:id="7"/>
     </w:p>
     <w:p>
       <w:r>
@@ -736,15 +3141,15 @@
         <w:pStyle w:val="ManualBullet"/>
       </w:pPr>
       <w:r>
+        <w:t>status</w:t>
+      </w:r>
+    </w:p>
+    <w:p>
+      <w:pPr>
+        <w:pStyle w:val="ManualBullet"/>
+      </w:pPr>
+      <w:r>
         <w:lastRenderedPageBreak/>
-        <w:t>status</w:t>
-      </w:r>
-    </w:p>
-    <w:p>
-      <w:pPr>
-        <w:pStyle w:val="ManualBullet"/>
-      </w:pPr>
-      <w:r>
         <w:t>description</w:t>
       </w:r>
     </w:p>
@@ -753,9 +3158,11 @@
       <w:pPr>
         <w:pStyle w:val="Heading2"/>
       </w:pPr>
+      <w:bookmarkStart w:id="8" w:name="_Toc226493673"/>
       <w:r>
         <w:t>5.1 Why this section matters</w:t>
       </w:r>
+      <w:bookmarkEnd w:id="8"/>
     </w:p>
     <w:p>
       <w:r>
@@ -809,17 +3216,15 @@
       <w:pPr>
         <w:pStyle w:val="Heading2"/>
       </w:pPr>
+      <w:bookmarkStart w:id="9" w:name="_Toc226493674"/>
       <w:r>
         <w:t>5.2 Step-by-step review</w:t>
       </w:r>
-    </w:p>
-    <w:p>
-      <w:pPr>
-        <w:pStyle w:val="ListNumber"/>
-        <w:numPr>
-          <w:ilvl w:val="0"/>
-          <w:numId w:val="12"/>
-        </w:numPr>
+      <w:bookmarkEnd w:id="9"/>
+    </w:p>
+    <w:p>
+      <w:pPr>
+        <w:pStyle w:val="ManualNumber"/>
       </w:pPr>
       <w:r>
         <w:t>Read the event name.</w:t>
@@ -884,9 +3289,11 @@
       <w:pPr>
         <w:pStyle w:val="Heading1"/>
       </w:pPr>
+      <w:bookmarkStart w:id="10" w:name="_Toc226493675"/>
       <w:r>
         <w:t>6. Participant information</w:t>
       </w:r>
+      <w:bookmarkEnd w:id="10"/>
     </w:p>
     <w:p>
       <w:r>
@@ -943,17 +3350,16 @@
       <w:pPr>
         <w:pStyle w:val="Heading2"/>
       </w:pPr>
-      <w:r>
+      <w:bookmarkStart w:id="11" w:name="_Toc226493676"/>
+      <w:r>
+        <w:lastRenderedPageBreak/>
         <w:t>6.1 Step-by-step participant review</w:t>
       </w:r>
-    </w:p>
-    <w:p>
-      <w:pPr>
-        <w:pStyle w:val="ListNumber"/>
-        <w:numPr>
-          <w:ilvl w:val="0"/>
-          <w:numId w:val="13"/>
-        </w:numPr>
+      <w:bookmarkEnd w:id="11"/>
+    </w:p>
+    <w:p>
+      <w:pPr>
+        <w:pStyle w:val="ManualNumber"/>
       </w:pPr>
       <w:r>
         <w:t>Choose the event.</w:t>
@@ -996,9 +3402,11 @@
       <w:pPr>
         <w:pStyle w:val="Heading2"/>
       </w:pPr>
+      <w:bookmarkStart w:id="12" w:name="_Toc226493677"/>
       <w:r>
         <w:t>6.2 Good practice</w:t>
       </w:r>
+      <w:bookmarkEnd w:id="12"/>
     </w:p>
     <w:p>
       <w:pPr>
@@ -1037,9 +3445,11 @@
       <w:pPr>
         <w:pStyle w:val="Heading1"/>
       </w:pPr>
+      <w:bookmarkStart w:id="13" w:name="_Toc226493678"/>
       <w:r>
         <w:t>7. Medical and emergency information</w:t>
       </w:r>
+      <w:bookmarkEnd w:id="13"/>
     </w:p>
     <w:p>
       <w:r>
@@ -1057,9 +3467,11 @@
       <w:pPr>
         <w:pStyle w:val="Heading2"/>
       </w:pPr>
+      <w:bookmarkStart w:id="14" w:name="_Toc226493679"/>
       <w:r>
         <w:t>7.1 When it is appropriate to use this information</w:t>
       </w:r>
+      <w:bookmarkEnd w:id="14"/>
     </w:p>
     <w:p>
       <w:r>
@@ -1096,9 +3508,11 @@
       <w:pPr>
         <w:pStyle w:val="Heading2"/>
       </w:pPr>
+      <w:bookmarkStart w:id="15" w:name="_Toc226493680"/>
       <w:r>
         <w:t>7.2 When it is not appropriate</w:t>
       </w:r>
+      <w:bookmarkEnd w:id="15"/>
     </w:p>
     <w:p>
       <w:r>
@@ -1135,10 +3549,12 @@
       <w:pPr>
         <w:pStyle w:val="Heading2"/>
       </w:pPr>
+      <w:bookmarkStart w:id="16" w:name="_Toc226493681"/>
       <w:r>
         <w:lastRenderedPageBreak/>
         <w:t>7.3 If the section is blank</w:t>
       </w:r>
+      <w:bookmarkEnd w:id="16"/>
     </w:p>
     <w:p>
       <w:r>
@@ -1150,9 +3566,11 @@
       <w:pPr>
         <w:pStyle w:val="Heading1"/>
       </w:pPr>
+      <w:bookmarkStart w:id="17" w:name="_Toc226493682"/>
       <w:r>
         <w:t>8. Additional event information</w:t>
       </w:r>
+      <w:bookmarkEnd w:id="17"/>
     </w:p>
     <w:p>
       <w:r>
@@ -1210,9 +3628,11 @@
       <w:pPr>
         <w:pStyle w:val="Heading1"/>
       </w:pPr>
+      <w:bookmarkStart w:id="18" w:name="_Toc226493683"/>
       <w:r>
         <w:t>9. Case Studies</w:t>
       </w:r>
+      <w:bookmarkEnd w:id="18"/>
     </w:p>
     <w:p>
       <w:r>
@@ -1255,17 +3675,15 @@
       <w:pPr>
         <w:pStyle w:val="Heading2"/>
       </w:pPr>
+      <w:bookmarkStart w:id="19" w:name="_Toc226493684"/>
       <w:r>
         <w:t>9.1 Reading case studies</w:t>
       </w:r>
-    </w:p>
-    <w:p>
-      <w:pPr>
-        <w:pStyle w:val="ListNumber"/>
-        <w:numPr>
-          <w:ilvl w:val="0"/>
-          <w:numId w:val="14"/>
-        </w:numPr>
+      <w:bookmarkEnd w:id="19"/>
+    </w:p>
+    <w:p>
+      <w:pPr>
+        <w:pStyle w:val="ManualNumber"/>
       </w:pPr>
       <w:r>
         <w:t xml:space="preserve">Open </w:t>
@@ -1309,10 +3727,12 @@
       <w:pPr>
         <w:pStyle w:val="Heading2"/>
       </w:pPr>
+      <w:bookmarkStart w:id="20" w:name="_Toc226493685"/>
       <w:r>
         <w:lastRenderedPageBreak/>
         <w:t>9.2 Adding a case study</w:t>
       </w:r>
+      <w:bookmarkEnd w:id="20"/>
     </w:p>
     <w:p>
       <w:r>
@@ -1322,11 +3742,7 @@
     <w:p/>
     <w:p>
       <w:pPr>
-        <w:pStyle w:val="ListNumber"/>
-        <w:numPr>
-          <w:ilvl w:val="0"/>
-          <w:numId w:val="15"/>
-        </w:numPr>
+        <w:pStyle w:val="ManualNumber"/>
       </w:pPr>
       <w:r>
         <w:t xml:space="preserve">Open </w:t>
@@ -1402,9 +3818,11 @@
       <w:pPr>
         <w:pStyle w:val="Heading2"/>
       </w:pPr>
+      <w:bookmarkStart w:id="21" w:name="_Toc226493686"/>
       <w:r>
         <w:t>9.3 Good case study practice</w:t>
       </w:r>
+      <w:bookmarkEnd w:id="21"/>
     </w:p>
     <w:p>
       <w:pPr>
@@ -1451,9 +3869,11 @@
       <w:pPr>
         <w:pStyle w:val="Heading1"/>
       </w:pPr>
+      <w:bookmarkStart w:id="22" w:name="_Toc226493687"/>
       <w:r>
         <w:t>10. Data Request Form</w:t>
       </w:r>
+      <w:bookmarkEnd w:id="22"/>
     </w:p>
     <w:p>
       <w:r>
@@ -1540,11 +3960,7 @@
     <w:p/>
     <w:p>
       <w:pPr>
-        <w:pStyle w:val="ListNumber"/>
-        <w:numPr>
-          <w:ilvl w:val="0"/>
-          <w:numId w:val="16"/>
-        </w:numPr>
+        <w:pStyle w:val="ManualNumber"/>
       </w:pPr>
       <w:r>
         <w:t xml:space="preserve">Open </w:t>
@@ -1572,15 +3988,15 @@
         <w:pStyle w:val="ManualNumber"/>
       </w:pPr>
       <w:r>
+        <w:t>Choose your email.</w:t>
+      </w:r>
+    </w:p>
+    <w:p>
+      <w:pPr>
+        <w:pStyle w:val="ManualNumber"/>
+      </w:pPr>
+      <w:r>
         <w:lastRenderedPageBreak/>
-        <w:t>Choose your email.</w:t>
-      </w:r>
-    </w:p>
-    <w:p>
-      <w:pPr>
-        <w:pStyle w:val="ManualNumber"/>
-      </w:pPr>
-      <w:r>
         <w:t>Set the relevant date and time.</w:t>
       </w:r>
     </w:p>
@@ -1629,25 +4045,25 @@
       <w:pPr>
         <w:pStyle w:val="Heading1"/>
       </w:pPr>
+      <w:bookmarkStart w:id="23" w:name="_Toc226493688"/>
       <w:r>
         <w:t>11. Common tasks</w:t>
       </w:r>
+      <w:bookmarkEnd w:id="23"/>
     </w:p>
     <w:p>
       <w:pPr>
         <w:pStyle w:val="Heading2"/>
       </w:pPr>
+      <w:bookmarkStart w:id="24" w:name="_Toc226493689"/>
       <w:r>
         <w:t>10.1 Check an event before delivery</w:t>
       </w:r>
-    </w:p>
-    <w:p>
-      <w:pPr>
-        <w:pStyle w:val="ListNumber"/>
-        <w:numPr>
-          <w:ilvl w:val="0"/>
-          <w:numId w:val="17"/>
-        </w:numPr>
+      <w:bookmarkEnd w:id="24"/>
+    </w:p>
+    <w:p>
+      <w:pPr>
+        <w:pStyle w:val="ManualNumber"/>
       </w:pPr>
       <w:r>
         <w:t xml:space="preserve">Open </w:t>
@@ -1716,17 +4132,15 @@
       <w:pPr>
         <w:pStyle w:val="Heading2"/>
       </w:pPr>
+      <w:bookmarkStart w:id="25" w:name="_Toc226493690"/>
       <w:r>
         <w:t>10.2 Confirm participant information after delivery</w:t>
       </w:r>
-    </w:p>
-    <w:p>
-      <w:pPr>
-        <w:pStyle w:val="ListNumber"/>
-        <w:numPr>
-          <w:ilvl w:val="0"/>
-          <w:numId w:val="18"/>
-        </w:numPr>
+      <w:bookmarkEnd w:id="25"/>
+    </w:p>
+    <w:p>
+      <w:pPr>
+        <w:pStyle w:val="ManualNumber"/>
       </w:pPr>
       <w:r>
         <w:t xml:space="preserve">Open </w:t>
@@ -1796,17 +4210,15 @@
       <w:pPr>
         <w:pStyle w:val="Heading2"/>
       </w:pPr>
+      <w:bookmarkStart w:id="26" w:name="_Toc226493691"/>
       <w:r>
         <w:t>10.3 Add a case study after an event</w:t>
       </w:r>
-    </w:p>
-    <w:p>
-      <w:pPr>
-        <w:pStyle w:val="ListNumber"/>
-        <w:numPr>
-          <w:ilvl w:val="0"/>
-          <w:numId w:val="19"/>
-        </w:numPr>
+      <w:bookmarkEnd w:id="26"/>
+    </w:p>
+    <w:p>
+      <w:pPr>
+        <w:pStyle w:val="ManualNumber"/>
       </w:pPr>
       <w:r>
         <w:t xml:space="preserve">Open </w:t>
@@ -1858,17 +4270,15 @@
       <w:pPr>
         <w:pStyle w:val="Heading2"/>
       </w:pPr>
+      <w:bookmarkStart w:id="27" w:name="_Toc226493692"/>
       <w:r>
         <w:t>10.4 Submit a data request</w:t>
       </w:r>
-    </w:p>
-    <w:p>
-      <w:pPr>
-        <w:pStyle w:val="ListNumber"/>
-        <w:numPr>
-          <w:ilvl w:val="0"/>
-          <w:numId w:val="20"/>
-        </w:numPr>
+      <w:bookmarkEnd w:id="27"/>
+    </w:p>
+    <w:p>
+      <w:pPr>
+        <w:pStyle w:val="ManualNumber"/>
       </w:pPr>
       <w:r>
         <w:t xml:space="preserve">Open </w:t>
@@ -1912,9 +4322,12 @@
       <w:pPr>
         <w:pStyle w:val="Heading1"/>
       </w:pPr>
-      <w:r>
+      <w:bookmarkStart w:id="28" w:name="_Toc226493693"/>
+      <w:r>
+        <w:lastRenderedPageBreak/>
         <w:t>12. Good working practice</w:t>
       </w:r>
+      <w:bookmarkEnd w:id="28"/>
     </w:p>
     <w:p>
       <w:pPr>
@@ -1969,25 +4382,25 @@
       <w:pPr>
         <w:pStyle w:val="Heading1"/>
       </w:pPr>
+      <w:bookmarkStart w:id="29" w:name="_Toc226493694"/>
       <w:r>
         <w:t>13. Troubleshooting</w:t>
       </w:r>
+      <w:bookmarkEnd w:id="29"/>
     </w:p>
     <w:p>
       <w:pPr>
         <w:pStyle w:val="Heading2"/>
       </w:pPr>
+      <w:bookmarkStart w:id="30" w:name="_Toc226493695"/>
       <w:r>
         <w:t>No events are showing</w:t>
       </w:r>
-    </w:p>
-    <w:p>
-      <w:pPr>
-        <w:pStyle w:val="ListNumber"/>
-        <w:numPr>
-          <w:ilvl w:val="0"/>
-          <w:numId w:val="21"/>
-        </w:numPr>
+      <w:bookmarkEnd w:id="30"/>
+    </w:p>
+    <w:p>
+      <w:pPr>
+        <w:pStyle w:val="ManualNumber"/>
       </w:pPr>
       <w:r>
         <w:t>Widen the timeframe.</w:t>
@@ -2049,9 +4462,11 @@
       <w:pPr>
         <w:pStyle w:val="Heading2"/>
       </w:pPr>
+      <w:bookmarkStart w:id="31" w:name="_Toc226493696"/>
       <w:r>
         <w:t>No participant names are shown</w:t>
       </w:r>
+      <w:bookmarkEnd w:id="31"/>
     </w:p>
     <w:p>
       <w:pPr>
@@ -2074,9 +4489,11 @@
       <w:pPr>
         <w:pStyle w:val="Heading2"/>
       </w:pPr>
+      <w:bookmarkStart w:id="32" w:name="_Toc226493697"/>
       <w:r>
         <w:t>Medical or emergency sections are blank</w:t>
       </w:r>
+      <w:bookmarkEnd w:id="32"/>
     </w:p>
     <w:p>
       <w:pPr>
@@ -2099,17 +4516,15 @@
       <w:pPr>
         <w:pStyle w:val="Heading2"/>
       </w:pPr>
+      <w:bookmarkStart w:id="33" w:name="_Toc226493698"/>
       <w:r>
         <w:t>The wrong event appears selected</w:t>
       </w:r>
-    </w:p>
-    <w:p>
-      <w:pPr>
-        <w:pStyle w:val="ListNumber"/>
-        <w:numPr>
-          <w:ilvl w:val="0"/>
-          <w:numId w:val="22"/>
-        </w:numPr>
+      <w:bookmarkEnd w:id="33"/>
+    </w:p>
+    <w:p>
+      <w:pPr>
+        <w:pStyle w:val="ManualNumber"/>
       </w:pPr>
       <w:r>
         <w:t>Check the date in the selector.</w:t>
@@ -2140,6 +4555,7 @@
       </w:r>
     </w:p>
     <w:sectPr>
+      <w:footerReference w:type="default" r:id="rId10"/>
       <w:pgSz w:w="11909" w:h="16834"/>
       <w:pgMar w:top="1080" w:right="1152" w:bottom="1080" w:left="1152" w:header="720" w:footer="720" w:gutter="0"/>
       <w:cols w:space="720"/>
@@ -2147,6 +4563,109 @@
     </w:sectPr>
   </w:body>
 </w:document>
+</file>
+
+<file path=word/endnotes.xml><?xml version="1.0" encoding="utf-8"?>
+<w:endnotes xmlns:wpc="http://schemas.microsoft.com/office/word/2010/wordprocessingCanvas" xmlns:cx="http://schemas.microsoft.com/office/drawing/2014/chartex" xmlns:cx1="http://schemas.microsoft.com/office/drawing/2015/9/8/chartex" xmlns:cx2="http://schemas.microsoft.com/office/drawing/2015/10/21/chartex" xmlns:cx3="http://schemas.microsoft.com/office/drawing/2016/5/9/chartex" xmlns:cx4="http://schemas.microsoft.com/office/drawing/2016/5/10/chartex" xmlns:cx5="http://schemas.microsoft.com/office/drawing/2016/5/11/chartex" xmlns:cx6="http://schemas.microsoft.com/office/drawing/2016/5/12/chartex" xmlns:cx7="http://schemas.microsoft.com/office/drawing/2016/5/13/chartex" xmlns:cx8="http://schemas.microsoft.com/office/drawing/2016/5/14/chartex" xmlns:mc="http://schemas.openxmlformats.org/markup-compatibility/2006" xmlns:aink="http://schemas.microsoft.com/office/drawing/2016/ink" xmlns:am3d="http://schemas.microsoft.com/office/drawing/2017/model3d" xmlns:o="urn:schemas-microsoft-com:office:office" xmlns:oel="http://schemas.microsoft.com/office/2019/extlst" xmlns:r="http://schemas.openxmlformats.org/officeDocument/2006/relationships" xmlns:m="http://schemas.openxmlformats.org/officeDocument/2006/math" xmlns:v="urn:schemas-microsoft-com:vml" xmlns:wp14="http://schemas.microsoft.com/office/word/2010/wordprocessingDrawing" xmlns:wp="http://schemas.openxmlformats.org/drawingml/2006/wordprocessingDrawing" xmlns:w10="urn:schemas-microsoft-com:office:word" xmlns:w="http://schemas.openxmlformats.org/wordprocessingml/2006/main" xmlns:w14="http://schemas.microsoft.com/office/word/2010/wordml" xmlns:w15="http://schemas.microsoft.com/office/word/2012/wordml" xmlns:w16cex="http://schemas.microsoft.com/office/word/2018/wordml/cex" xmlns:w16cid="http://schemas.microsoft.com/office/word/2016/wordml/cid" xmlns:w16="http://schemas.microsoft.com/office/word/2018/wordml" xmlns:w16du="http://schemas.microsoft.com/office/word/2023/wordml/word16du" xmlns:w16sdtdh="http://schemas.microsoft.com/office/word/2020/wordml/sdtdatahash" xmlns:w16sdtfl="http://schemas.microsoft.com/office/word/2024/wordml/sdtformatlock" xmlns:w16se="http://schemas.microsoft.com/office/word/2015/wordml/symex" xmlns:wpg="http://schemas.microsoft.com/office/word/2010/wordprocessingGroup" xmlns:wpi="http://schemas.microsoft.com/office/word/2010/wordprocessingInk" xmlns:wne="http://schemas.microsoft.com/office/word/2006/wordml" xmlns:wps="http://schemas.microsoft.com/office/word/2010/wordprocessingShape" mc:Ignorable="w14 w15 w16se w16cid w16 w16cex w16sdtdh w16sdtfl w16du wp14">
+  <w:endnote w:type="separator" w:id="-1">
+    <w:p>
+      <w:pPr>
+        <w:spacing w:after="0" w:line="240" w:lineRule="auto"/>
+      </w:pPr>
+      <w:r>
+        <w:separator/>
+      </w:r>
+    </w:p>
+  </w:endnote>
+  <w:endnote w:type="continuationSeparator" w:id="0">
+    <w:p>
+      <w:pPr>
+        <w:spacing w:after="0" w:line="240" w:lineRule="auto"/>
+      </w:pPr>
+      <w:r>
+        <w:continuationSeparator/>
+      </w:r>
+    </w:p>
+  </w:endnote>
+</w:endnotes>
+</file>
+
+<file path=word/footer1.xml><?xml version="1.0" encoding="utf-8"?>
+<w:ftr xmlns:wpc="http://schemas.microsoft.com/office/word/2010/wordprocessingCanvas" xmlns:cx="http://schemas.microsoft.com/office/drawing/2014/chartex" xmlns:cx1="http://schemas.microsoft.com/office/drawing/2015/9/8/chartex" xmlns:cx2="http://schemas.microsoft.com/office/drawing/2015/10/21/chartex" xmlns:cx3="http://schemas.microsoft.com/office/drawing/2016/5/9/chartex" xmlns:cx4="http://schemas.microsoft.com/office/drawing/2016/5/10/chartex" xmlns:cx5="http://schemas.microsoft.com/office/drawing/2016/5/11/chartex" xmlns:cx6="http://schemas.microsoft.com/office/drawing/2016/5/12/chartex" xmlns:cx7="http://schemas.microsoft.com/office/drawing/2016/5/13/chartex" xmlns:cx8="http://schemas.microsoft.com/office/drawing/2016/5/14/chartex" xmlns:mc="http://schemas.openxmlformats.org/markup-compatibility/2006" xmlns:aink="http://schemas.microsoft.com/office/drawing/2016/ink" xmlns:am3d="http://schemas.microsoft.com/office/drawing/2017/model3d" xmlns:o="urn:schemas-microsoft-com:office:office" xmlns:oel="http://schemas.microsoft.com/office/2019/extlst" xmlns:r="http://schemas.openxmlformats.org/officeDocument/2006/relationships" xmlns:m="http://schemas.openxmlformats.org/officeDocument/2006/math" xmlns:v="urn:schemas-microsoft-com:vml" xmlns:wp14="http://schemas.microsoft.com/office/word/2010/wordprocessingDrawing" xmlns:wp="http://schemas.openxmlformats.org/drawingml/2006/wordprocessingDrawing" xmlns:w10="urn:schemas-microsoft-com:office:word" xmlns:w="http://schemas.openxmlformats.org/wordprocessingml/2006/main" xmlns:w14="http://schemas.microsoft.com/office/word/2010/wordml" xmlns:w15="http://schemas.microsoft.com/office/word/2012/wordml" xmlns:w16cex="http://schemas.microsoft.com/office/word/2018/wordml/cex" xmlns:w16cid="http://schemas.microsoft.com/office/word/2016/wordml/cid" xmlns:w16="http://schemas.microsoft.com/office/word/2018/wordml" xmlns:w16du="http://schemas.microsoft.com/office/word/2023/wordml/word16du" xmlns:w16sdtdh="http://schemas.microsoft.com/office/word/2020/wordml/sdtdatahash" xmlns:w16sdtfl="http://schemas.microsoft.com/office/word/2024/wordml/sdtformatlock" xmlns:w16se="http://schemas.microsoft.com/office/word/2015/wordml/symex" xmlns:wpg="http://schemas.microsoft.com/office/word/2010/wordprocessingGroup" xmlns:wpi="http://schemas.microsoft.com/office/word/2010/wordprocessingInk" xmlns:wne="http://schemas.microsoft.com/office/word/2006/wordml" xmlns:wps="http://schemas.microsoft.com/office/word/2010/wordprocessingShape" mc:Ignorable="w14 w15 w16se w16cid w16 w16cex w16sdtdh w16sdtfl w16du wp14">
+  <w:p>
+    <w:pPr>
+      <w:pStyle w:val="Footer"/>
+      <w:jc w:val="center"/>
+    </w:pPr>
+    <w:r>
+      <w:t xml:space="preserve">Page </w:t>
+    </w:r>
+    <w:r>
+      <w:fldChar w:fldCharType="begin"/>
+    </w:r>
+    <w:r>
+      <w:instrText xml:space="preserve"> PAGE </w:instrText>
+    </w:r>
+    <w:r>
+      <w:fldChar w:fldCharType="separate"/>
+    </w:r>
+    <w:r>
+      <w:rPr>
+        <w:noProof/>
+      </w:rPr>
+      <w:t>1</w:t>
+    </w:r>
+    <w:r>
+      <w:fldChar w:fldCharType="end"/>
+    </w:r>
+    <w:r>
+      <w:t xml:space="preserve"> of </w:t>
+    </w:r>
+    <w:r>
+      <w:fldChar w:fldCharType="begin"/>
+    </w:r>
+    <w:r>
+      <w:instrText xml:space="preserve"> NUMPAGES </w:instrText>
+    </w:r>
+    <w:r>
+      <w:fldChar w:fldCharType="separate"/>
+    </w:r>
+    <w:r>
+      <w:rPr>
+        <w:noProof/>
+      </w:rPr>
+      <w:t>2</w:t>
+    </w:r>
+    <w:r>
+      <w:fldChar w:fldCharType="end"/>
+    </w:r>
+  </w:p>
+</w:ftr>
+</file>
+
+<file path=word/footnotes.xml><?xml version="1.0" encoding="utf-8"?>
+<w:footnotes xmlns:wpc="http://schemas.microsoft.com/office/word/2010/wordprocessingCanvas" xmlns:cx="http://schemas.microsoft.com/office/drawing/2014/chartex" xmlns:cx1="http://schemas.microsoft.com/office/drawing/2015/9/8/chartex" xmlns:cx2="http://schemas.microsoft.com/office/drawing/2015/10/21/chartex" xmlns:cx3="http://schemas.microsoft.com/office/drawing/2016/5/9/chartex" xmlns:cx4="http://schemas.microsoft.com/office/drawing/2016/5/10/chartex" xmlns:cx5="http://schemas.microsoft.com/office/drawing/2016/5/11/chartex" xmlns:cx6="http://schemas.microsoft.com/office/drawing/2016/5/12/chartex" xmlns:cx7="http://schemas.microsoft.com/office/drawing/2016/5/13/chartex" xmlns:cx8="http://schemas.microsoft.com/office/drawing/2016/5/14/chartex" xmlns:mc="http://schemas.openxmlformats.org/markup-compatibility/2006" xmlns:aink="http://schemas.microsoft.com/office/drawing/2016/ink" xmlns:am3d="http://schemas.microsoft.com/office/drawing/2017/model3d" xmlns:o="urn:schemas-microsoft-com:office:office" xmlns:oel="http://schemas.microsoft.com/office/2019/extlst" xmlns:r="http://schemas.openxmlformats.org/officeDocument/2006/relationships" xmlns:m="http://schemas.openxmlformats.org/officeDocument/2006/math" xmlns:v="urn:schemas-microsoft-com:vml" xmlns:wp14="http://schemas.microsoft.com/office/word/2010/wordprocessingDrawing" xmlns:wp="http://schemas.openxmlformats.org/drawingml/2006/wordprocessingDrawing" xmlns:w10="urn:schemas-microsoft-com:office:word" xmlns:w="http://schemas.openxmlformats.org/wordprocessingml/2006/main" xmlns:w14="http://schemas.microsoft.com/office/word/2010/wordml" xmlns:w15="http://schemas.microsoft.com/office/word/2012/wordml" xmlns:w16cex="http://schemas.microsoft.com/office/word/2018/wordml/cex" xmlns:w16cid="http://schemas.microsoft.com/office/word/2016/wordml/cid" xmlns:w16="http://schemas.microsoft.com/office/word/2018/wordml" xmlns:w16du="http://schemas.microsoft.com/office/word/2023/wordml/word16du" xmlns:w16sdtdh="http://schemas.microsoft.com/office/word/2020/wordml/sdtdatahash" xmlns:w16sdtfl="http://schemas.microsoft.com/office/word/2024/wordml/sdtformatlock" xmlns:w16se="http://schemas.microsoft.com/office/word/2015/wordml/symex" xmlns:wpg="http://schemas.microsoft.com/office/word/2010/wordprocessingGroup" xmlns:wpi="http://schemas.microsoft.com/office/word/2010/wordprocessingInk" xmlns:wne="http://schemas.microsoft.com/office/word/2006/wordml" xmlns:wps="http://schemas.microsoft.com/office/word/2010/wordprocessingShape" mc:Ignorable="w14 w15 w16se w16cid w16 w16cex w16sdtdh w16sdtfl w16du wp14">
+  <w:footnote w:type="separator" w:id="-1">
+    <w:p>
+      <w:pPr>
+        <w:spacing w:after="0" w:line="240" w:lineRule="auto"/>
+      </w:pPr>
+      <w:r>
+        <w:separator/>
+      </w:r>
+    </w:p>
+  </w:footnote>
+  <w:footnote w:type="continuationSeparator" w:id="0">
+    <w:p>
+      <w:pPr>
+        <w:spacing w:after="0" w:line="240" w:lineRule="auto"/>
+      </w:pPr>
+      <w:r>
+        <w:continuationSeparator/>
+      </w:r>
+    </w:p>
+  </w:footnote>
+</w:footnotes>
 </file>
 
 <file path=word/numbering.xml><?xml version="1.0" encoding="utf-8"?>
@@ -2322,110 +4841,32 @@
       </w:rPr>
     </w:lvl>
   </w:abstractNum>
-  <w:num w:numId="1" w16cid:durableId="310059270">
+  <w:num w:numId="1" w16cid:durableId="1297686701">
     <w:abstractNumId w:val="8"/>
   </w:num>
-  <w:num w:numId="2" w16cid:durableId="2037001660">
+  <w:num w:numId="2" w16cid:durableId="1785735875">
     <w:abstractNumId w:val="6"/>
   </w:num>
-  <w:num w:numId="3" w16cid:durableId="655381455">
+  <w:num w:numId="3" w16cid:durableId="11537968">
     <w:abstractNumId w:val="5"/>
   </w:num>
-  <w:num w:numId="4" w16cid:durableId="1639652996">
+  <w:num w:numId="4" w16cid:durableId="1481921981">
     <w:abstractNumId w:val="4"/>
   </w:num>
-  <w:num w:numId="5" w16cid:durableId="1156415024">
+  <w:num w:numId="5" w16cid:durableId="1400984445">
     <w:abstractNumId w:val="7"/>
   </w:num>
-  <w:num w:numId="6" w16cid:durableId="161552735">
+  <w:num w:numId="6" w16cid:durableId="1567259787">
     <w:abstractNumId w:val="3"/>
   </w:num>
-  <w:num w:numId="7" w16cid:durableId="662509739">
+  <w:num w:numId="7" w16cid:durableId="688718615">
     <w:abstractNumId w:val="2"/>
   </w:num>
-  <w:num w:numId="8" w16cid:durableId="718935628">
+  <w:num w:numId="8" w16cid:durableId="1544905632">
     <w:abstractNumId w:val="1"/>
   </w:num>
-  <w:num w:numId="9" w16cid:durableId="1780955402">
+  <w:num w:numId="9" w16cid:durableId="2014531607">
     <w:abstractNumId w:val="0"/>
-  </w:num>
-  <w:num w:numId="10" w16cid:durableId="792096776">
-    <w:abstractNumId w:val="7"/>
-    <w:lvlOverride w:ilvl="0">
-      <w:startOverride w:val="1"/>
-    </w:lvlOverride>
-  </w:num>
-  <w:num w:numId="11" w16cid:durableId="1105230014">
-    <w:abstractNumId w:val="7"/>
-    <w:lvlOverride w:ilvl="0">
-      <w:startOverride w:val="1"/>
-    </w:lvlOverride>
-  </w:num>
-  <w:num w:numId="12" w16cid:durableId="1059942099">
-    <w:abstractNumId w:val="7"/>
-    <w:lvlOverride w:ilvl="0">
-      <w:startOverride w:val="1"/>
-    </w:lvlOverride>
-  </w:num>
-  <w:num w:numId="13" w16cid:durableId="583488838">
-    <w:abstractNumId w:val="7"/>
-    <w:lvlOverride w:ilvl="0">
-      <w:startOverride w:val="1"/>
-    </w:lvlOverride>
-  </w:num>
-  <w:num w:numId="14" w16cid:durableId="1820416086">
-    <w:abstractNumId w:val="7"/>
-    <w:lvlOverride w:ilvl="0">
-      <w:startOverride w:val="1"/>
-    </w:lvlOverride>
-  </w:num>
-  <w:num w:numId="15" w16cid:durableId="1798841290">
-    <w:abstractNumId w:val="7"/>
-    <w:lvlOverride w:ilvl="0">
-      <w:startOverride w:val="1"/>
-    </w:lvlOverride>
-  </w:num>
-  <w:num w:numId="16" w16cid:durableId="360975444">
-    <w:abstractNumId w:val="7"/>
-    <w:lvlOverride w:ilvl="0">
-      <w:startOverride w:val="1"/>
-    </w:lvlOverride>
-  </w:num>
-  <w:num w:numId="17" w16cid:durableId="672490587">
-    <w:abstractNumId w:val="7"/>
-    <w:lvlOverride w:ilvl="0">
-      <w:startOverride w:val="1"/>
-    </w:lvlOverride>
-  </w:num>
-  <w:num w:numId="18" w16cid:durableId="433356698">
-    <w:abstractNumId w:val="7"/>
-    <w:lvlOverride w:ilvl="0">
-      <w:startOverride w:val="1"/>
-    </w:lvlOverride>
-  </w:num>
-  <w:num w:numId="19" w16cid:durableId="1328632529">
-    <w:abstractNumId w:val="7"/>
-    <w:lvlOverride w:ilvl="0">
-      <w:startOverride w:val="1"/>
-    </w:lvlOverride>
-  </w:num>
-  <w:num w:numId="20" w16cid:durableId="1728995228">
-    <w:abstractNumId w:val="7"/>
-    <w:lvlOverride w:ilvl="0">
-      <w:startOverride w:val="1"/>
-    </w:lvlOverride>
-  </w:num>
-  <w:num w:numId="21" w16cid:durableId="551579951">
-    <w:abstractNumId w:val="7"/>
-    <w:lvlOverride w:ilvl="0">
-      <w:startOverride w:val="1"/>
-    </w:lvlOverride>
-  </w:num>
-  <w:num w:numId="22" w16cid:durableId="460072644">
-    <w:abstractNumId w:val="7"/>
-    <w:lvlOverride w:ilvl="0">
-      <w:startOverride w:val="1"/>
-    </w:lvlOverride>
   </w:num>
 </w:numbering>
 </file>
@@ -13821,6 +16262,42 @@
     <w:name w:val="Manual Number"/>
     <w:basedOn w:val="ListNumber"/>
   </w:style>
+  <w:style w:type="paragraph" w:styleId="TOC1">
+    <w:name w:val="toc 1"/>
+    <w:basedOn w:val="Normal"/>
+    <w:next w:val="Normal"/>
+    <w:autoRedefine/>
+    <w:uiPriority w:val="39"/>
+    <w:unhideWhenUsed/>
+    <w:rsid w:val="00E0789C"/>
+    <w:pPr>
+      <w:spacing w:after="100"/>
+    </w:pPr>
+  </w:style>
+  <w:style w:type="paragraph" w:styleId="TOC2">
+    <w:name w:val="toc 2"/>
+    <w:basedOn w:val="Normal"/>
+    <w:next w:val="Normal"/>
+    <w:autoRedefine/>
+    <w:uiPriority w:val="39"/>
+    <w:unhideWhenUsed/>
+    <w:rsid w:val="00E0789C"/>
+    <w:pPr>
+      <w:spacing w:after="100"/>
+      <w:ind w:left="220"/>
+    </w:pPr>
+  </w:style>
+  <w:style w:type="character" w:styleId="Hyperlink">
+    <w:name w:val="Hyperlink"/>
+    <w:basedOn w:val="DefaultParagraphFont"/>
+    <w:uiPriority w:val="99"/>
+    <w:unhideWhenUsed/>
+    <w:rsid w:val="00E0789C"/>
+    <w:rPr>
+      <w:color w:val="0000FF" w:themeColor="hyperlink"/>
+      <w:u w:val="single"/>
+    </w:rPr>
+  </w:style>
 </w:styles>
 </file>
 
